--- a/Sources Internal/Plugins/MSP/EwEMSPplugin/Documentation/EwE tools for MSP user guide.docx
+++ b/Sources Internal/Plugins/MSP/EwEMSPplugin/Documentation/EwE tools for MSP user guide.docx
@@ -48,7 +48,7 @@
       <w:r>
         <w:rPr>
           <w:noProof/>
-          <w:lang w:val="en-US"/>
+          <w:lang w:eastAsia="en-GB"/>
         </w:rPr>
         <mc:AlternateContent>
           <mc:Choice Requires="wps">
@@ -108,7 +108,6 @@
                                 <w:lang w:eastAsia="zh-CN" w:bidi="hi-IN"/>
                               </w:rPr>
                             </w:pPr>
-                            <w:bookmarkStart w:id="0" w:name="_GoBack"/>
                             <w:r>
                               <w:rPr>
                                 <w:rFonts w:ascii="Calibri" w:eastAsia="SimSun" w:hAnsi="Calibri" w:cs="Arial Unicode MS"/>
@@ -162,7 +161,7 @@
                                 <w:szCs w:val="24"/>
                                 <w:lang w:eastAsia="zh-CN" w:bidi="hi-IN"/>
                               </w:rPr>
-                              <w:t>21</w:t>
+                              <w:t>10</w:t>
                             </w:r>
                             <w:r>
                               <w:rPr>
@@ -171,7 +170,25 @@
                                 <w:szCs w:val="24"/>
                                 <w:lang w:eastAsia="zh-CN" w:bidi="hi-IN"/>
                               </w:rPr>
-                              <w:t xml:space="preserve"> February 2018</w:t>
+                              <w:t xml:space="preserve"> </w:t>
+                            </w:r>
+                            <w:r>
+                              <w:rPr>
+                                <w:rFonts w:ascii="Calibri" w:eastAsia="SimSun" w:hAnsi="Calibri" w:cs="Arial Unicode MS"/>
+                                <w:sz w:val="24"/>
+                                <w:szCs w:val="24"/>
+                                <w:lang w:eastAsia="zh-CN" w:bidi="hi-IN"/>
+                              </w:rPr>
+                              <w:t xml:space="preserve">September </w:t>
+                            </w:r>
+                            <w:r>
+                              <w:rPr>
+                                <w:rFonts w:ascii="Calibri" w:eastAsia="SimSun" w:hAnsi="Calibri" w:cs="Arial Unicode MS"/>
+                                <w:sz w:val="24"/>
+                                <w:szCs w:val="24"/>
+                                <w:lang w:eastAsia="zh-CN" w:bidi="hi-IN"/>
+                              </w:rPr>
+                              <w:t>2018</w:t>
                             </w:r>
                             <w:r>
                               <w:rPr>
@@ -208,7 +225,7 @@
                                 <w:szCs w:val="24"/>
                                 <w:lang w:eastAsia="zh-CN" w:bidi="hi-IN"/>
                               </w:rPr>
-                              <w:t>2</w:t>
+                              <w:t>3</w:t>
                             </w:r>
                             <w:r>
                               <w:rPr>
@@ -236,9 +253,17 @@
                                 <w:szCs w:val="24"/>
                                 <w:lang w:eastAsia="zh-CN" w:bidi="hi-IN"/>
                               </w:rPr>
-                              <w:t>Pre-release</w:t>
+                              <w:t>R</w:t>
                             </w:r>
-                            <w:bookmarkEnd w:id="0"/>
+                            <w:r>
+                              <w:rPr>
+                                <w:rFonts w:ascii="Calibri" w:eastAsia="SimSun" w:hAnsi="Calibri" w:cs="Arial Unicode MS"/>
+                                <w:sz w:val="24"/>
+                                <w:szCs w:val="24"/>
+                                <w:lang w:eastAsia="zh-CN" w:bidi="hi-IN"/>
+                              </w:rPr>
+                              <w:t>elease</w:t>
+                            </w:r>
                           </w:p>
                         </w:txbxContent>
                       </wps:txbx>
@@ -280,7 +305,6 @@
                           <w:lang w:eastAsia="zh-CN" w:bidi="hi-IN"/>
                         </w:rPr>
                       </w:pPr>
-                      <w:bookmarkStart w:id="1" w:name="_GoBack"/>
                       <w:r>
                         <w:rPr>
                           <w:rFonts w:ascii="Calibri" w:eastAsia="SimSun" w:hAnsi="Calibri" w:cs="Arial Unicode MS"/>
@@ -334,7 +358,7 @@
                           <w:szCs w:val="24"/>
                           <w:lang w:eastAsia="zh-CN" w:bidi="hi-IN"/>
                         </w:rPr>
-                        <w:t>21</w:t>
+                        <w:t>10</w:t>
                       </w:r>
                       <w:r>
                         <w:rPr>
@@ -343,7 +367,25 @@
                           <w:szCs w:val="24"/>
                           <w:lang w:eastAsia="zh-CN" w:bidi="hi-IN"/>
                         </w:rPr>
-                        <w:t xml:space="preserve"> February 2018</w:t>
+                        <w:t xml:space="preserve"> </w:t>
+                      </w:r>
+                      <w:r>
+                        <w:rPr>
+                          <w:rFonts w:ascii="Calibri" w:eastAsia="SimSun" w:hAnsi="Calibri" w:cs="Arial Unicode MS"/>
+                          <w:sz w:val="24"/>
+                          <w:szCs w:val="24"/>
+                          <w:lang w:eastAsia="zh-CN" w:bidi="hi-IN"/>
+                        </w:rPr>
+                        <w:t xml:space="preserve">September </w:t>
+                      </w:r>
+                      <w:r>
+                        <w:rPr>
+                          <w:rFonts w:ascii="Calibri" w:eastAsia="SimSun" w:hAnsi="Calibri" w:cs="Arial Unicode MS"/>
+                          <w:sz w:val="24"/>
+                          <w:szCs w:val="24"/>
+                          <w:lang w:eastAsia="zh-CN" w:bidi="hi-IN"/>
+                        </w:rPr>
+                        <w:t>2018</w:t>
                       </w:r>
                       <w:r>
                         <w:rPr>
@@ -380,7 +422,7 @@
                           <w:szCs w:val="24"/>
                           <w:lang w:eastAsia="zh-CN" w:bidi="hi-IN"/>
                         </w:rPr>
-                        <w:t>2</w:t>
+                        <w:t>3</w:t>
                       </w:r>
                       <w:r>
                         <w:rPr>
@@ -408,9 +450,17 @@
                           <w:szCs w:val="24"/>
                           <w:lang w:eastAsia="zh-CN" w:bidi="hi-IN"/>
                         </w:rPr>
-                        <w:t>Pre-release</w:t>
+                        <w:t>R</w:t>
                       </w:r>
-                      <w:bookmarkEnd w:id="1"/>
+                      <w:r>
+                        <w:rPr>
+                          <w:rFonts w:ascii="Calibri" w:eastAsia="SimSun" w:hAnsi="Calibri" w:cs="Arial Unicode MS"/>
+                          <w:sz w:val="24"/>
+                          <w:szCs w:val="24"/>
+                          <w:lang w:eastAsia="zh-CN" w:bidi="hi-IN"/>
+                        </w:rPr>
+                        <w:t>elease</w:t>
+                      </w:r>
                     </w:p>
                   </w:txbxContent>
                 </v:textbox>
@@ -423,7 +473,7 @@
       <w:r>
         <w:rPr>
           <w:noProof/>
-          <w:lang w:val="en-US"/>
+          <w:lang w:eastAsia="en-GB"/>
         </w:rPr>
         <w:drawing>
           <wp:anchor distT="0" distB="0" distL="114300" distR="114300" simplePos="0" relativeHeight="251667456" behindDoc="0" locked="0" layoutInCell="1" allowOverlap="1" wp14:anchorId="5C8CEC88" wp14:editId="7704BE33">
@@ -498,7 +548,7 @@
       <w:r>
         <w:rPr>
           <w:noProof/>
-          <w:lang w:val="en-US"/>
+          <w:lang w:eastAsia="en-GB"/>
         </w:rPr>
         <w:lastRenderedPageBreak/>
         <mc:AlternateContent>
@@ -1795,6 +1845,80 @@
                                 </w:p>
                               </w:tc>
                             </w:tr>
+                            <w:tr>
+                              <w:trPr>
+                                <w:cnfStyle w:val="000000100000" w:firstRow="0" w:lastRow="0" w:firstColumn="0" w:lastColumn="0" w:oddVBand="0" w:evenVBand="0" w:oddHBand="1" w:evenHBand="0" w:firstRowFirstColumn="0" w:firstRowLastColumn="0" w:lastRowFirstColumn="0" w:lastRowLastColumn="0"/>
+                              </w:trPr>
+                              <w:tc>
+                                <w:tcPr>
+                                  <w:cnfStyle w:val="001000000000" w:firstRow="0" w:lastRow="0" w:firstColumn="1" w:lastColumn="0" w:oddVBand="0" w:evenVBand="0" w:oddHBand="0" w:evenHBand="0" w:firstRowFirstColumn="0" w:firstRowLastColumn="0" w:lastRowFirstColumn="0" w:lastRowLastColumn="0"/>
+                                  <w:tcW w:w="954" w:type="dxa"/>
+                                </w:tcPr>
+                                <w:p>
+                                  <w:pPr>
+                                    <w:jc w:val="center"/>
+                                  </w:pPr>
+                                  <w:r>
+                                    <w:t>1.7.3</w:t>
+                                  </w:r>
+                                </w:p>
+                              </w:tc>
+                              <w:tc>
+                                <w:tcPr>
+                                  <w:tcW w:w="1172" w:type="dxa"/>
+                                </w:tcPr>
+                                <w:p>
+                                  <w:pPr>
+                                    <w:jc w:val="center"/>
+                                    <w:cnfStyle w:val="000000100000" w:firstRow="0" w:lastRow="0" w:firstColumn="0" w:lastColumn="0" w:oddVBand="0" w:evenVBand="0" w:oddHBand="1" w:evenHBand="0" w:firstRowFirstColumn="0" w:firstRowLastColumn="0" w:lastRowFirstColumn="0" w:lastRowLastColumn="0"/>
+                                  </w:pPr>
+                                  <w:r>
+                                    <w:t>Release</w:t>
+                                  </w:r>
+                                </w:p>
+                              </w:tc>
+                              <w:tc>
+                                <w:tcPr>
+                                  <w:tcW w:w="1403" w:type="dxa"/>
+                                </w:tcPr>
+                                <w:p>
+                                  <w:pPr>
+                                    <w:jc w:val="center"/>
+                                    <w:cnfStyle w:val="000000100000" w:firstRow="0" w:lastRow="0" w:firstColumn="0" w:lastColumn="0" w:oddVBand="0" w:evenVBand="0" w:oddHBand="1" w:evenHBand="0" w:firstRowFirstColumn="0" w:firstRowLastColumn="0" w:lastRowFirstColumn="0" w:lastRowLastColumn="0"/>
+                                  </w:pPr>
+                                  <w:r>
+                                    <w:t>10/09/2018</w:t>
+                                  </w:r>
+                                </w:p>
+                              </w:tc>
+                              <w:tc>
+                                <w:tcPr>
+                                  <w:tcW w:w="785" w:type="dxa"/>
+                                </w:tcPr>
+                                <w:p>
+                                  <w:pPr>
+                                    <w:jc w:val="center"/>
+                                    <w:cnfStyle w:val="000000100000" w:firstRow="0" w:lastRow="0" w:firstColumn="0" w:lastColumn="0" w:oddVBand="0" w:evenVBand="0" w:oddHBand="1" w:evenHBand="0" w:firstRowFirstColumn="0" w:firstRowLastColumn="0" w:lastRowFirstColumn="0" w:lastRowLastColumn="0"/>
+                                  </w:pPr>
+                                  <w:r>
+                                    <w:t>JS</w:t>
+                                  </w:r>
+                                </w:p>
+                              </w:tc>
+                              <w:tc>
+                                <w:tcPr>
+                                  <w:tcW w:w="4406" w:type="dxa"/>
+                                </w:tcPr>
+                                <w:p>
+                                  <w:pPr>
+                                    <w:cnfStyle w:val="000000100000" w:firstRow="0" w:lastRow="0" w:firstColumn="0" w:lastColumn="0" w:oddVBand="0" w:evenVBand="0" w:oddHBand="1" w:evenHBand="0" w:firstRowFirstColumn="0" w:firstRowLastColumn="0" w:lastRowFirstColumn="0" w:lastRowLastColumn="0"/>
+                                  </w:pPr>
+                                  <w:r>
+                                    <w:t>Replaced NHTV logo with BUAS logo</w:t>
+                                  </w:r>
+                                </w:p>
+                              </w:tc>
+                            </w:tr>
                           </w:tbl>
                           <w:p>
                             <w:pPr>
@@ -1802,7 +1926,13 @@
                             </w:pPr>
                             <w:r>
                               <w:br/>
-                              <w:t>Copyright © 2017 Ecopath International Initiative Research Association, Barcelona, Spain</w:t>
+                              <w:t>Copyright © 201</w:t>
+                            </w:r>
+                            <w:r>
+                              <w:t>8</w:t>
+                            </w:r>
+                            <w:r>
+                              <w:t xml:space="preserve"> Ecopath International Initiative Research Association, Barcelona, Spain</w:t>
                             </w:r>
                           </w:p>
                         </w:txbxContent>
@@ -3079,6 +3209,80 @@
                           </w:p>
                         </w:tc>
                       </w:tr>
+                      <w:tr>
+                        <w:trPr>
+                          <w:cnfStyle w:val="000000100000" w:firstRow="0" w:lastRow="0" w:firstColumn="0" w:lastColumn="0" w:oddVBand="0" w:evenVBand="0" w:oddHBand="1" w:evenHBand="0" w:firstRowFirstColumn="0" w:firstRowLastColumn="0" w:lastRowFirstColumn="0" w:lastRowLastColumn="0"/>
+                        </w:trPr>
+                        <w:tc>
+                          <w:tcPr>
+                            <w:cnfStyle w:val="001000000000" w:firstRow="0" w:lastRow="0" w:firstColumn="1" w:lastColumn="0" w:oddVBand="0" w:evenVBand="0" w:oddHBand="0" w:evenHBand="0" w:firstRowFirstColumn="0" w:firstRowLastColumn="0" w:lastRowFirstColumn="0" w:lastRowLastColumn="0"/>
+                            <w:tcW w:w="954" w:type="dxa"/>
+                          </w:tcPr>
+                          <w:p>
+                            <w:pPr>
+                              <w:jc w:val="center"/>
+                            </w:pPr>
+                            <w:r>
+                              <w:t>1.7.3</w:t>
+                            </w:r>
+                          </w:p>
+                        </w:tc>
+                        <w:tc>
+                          <w:tcPr>
+                            <w:tcW w:w="1172" w:type="dxa"/>
+                          </w:tcPr>
+                          <w:p>
+                            <w:pPr>
+                              <w:jc w:val="center"/>
+                              <w:cnfStyle w:val="000000100000" w:firstRow="0" w:lastRow="0" w:firstColumn="0" w:lastColumn="0" w:oddVBand="0" w:evenVBand="0" w:oddHBand="1" w:evenHBand="0" w:firstRowFirstColumn="0" w:firstRowLastColumn="0" w:lastRowFirstColumn="0" w:lastRowLastColumn="0"/>
+                            </w:pPr>
+                            <w:r>
+                              <w:t>Release</w:t>
+                            </w:r>
+                          </w:p>
+                        </w:tc>
+                        <w:tc>
+                          <w:tcPr>
+                            <w:tcW w:w="1403" w:type="dxa"/>
+                          </w:tcPr>
+                          <w:p>
+                            <w:pPr>
+                              <w:jc w:val="center"/>
+                              <w:cnfStyle w:val="000000100000" w:firstRow="0" w:lastRow="0" w:firstColumn="0" w:lastColumn="0" w:oddVBand="0" w:evenVBand="0" w:oddHBand="1" w:evenHBand="0" w:firstRowFirstColumn="0" w:firstRowLastColumn="0" w:lastRowFirstColumn="0" w:lastRowLastColumn="0"/>
+                            </w:pPr>
+                            <w:r>
+                              <w:t>10/09/2018</w:t>
+                            </w:r>
+                          </w:p>
+                        </w:tc>
+                        <w:tc>
+                          <w:tcPr>
+                            <w:tcW w:w="785" w:type="dxa"/>
+                          </w:tcPr>
+                          <w:p>
+                            <w:pPr>
+                              <w:jc w:val="center"/>
+                              <w:cnfStyle w:val="000000100000" w:firstRow="0" w:lastRow="0" w:firstColumn="0" w:lastColumn="0" w:oddVBand="0" w:evenVBand="0" w:oddHBand="1" w:evenHBand="0" w:firstRowFirstColumn="0" w:firstRowLastColumn="0" w:lastRowFirstColumn="0" w:lastRowLastColumn="0"/>
+                            </w:pPr>
+                            <w:r>
+                              <w:t>JS</w:t>
+                            </w:r>
+                          </w:p>
+                        </w:tc>
+                        <w:tc>
+                          <w:tcPr>
+                            <w:tcW w:w="4406" w:type="dxa"/>
+                          </w:tcPr>
+                          <w:p>
+                            <w:pPr>
+                              <w:cnfStyle w:val="000000100000" w:firstRow="0" w:lastRow="0" w:firstColumn="0" w:lastColumn="0" w:oddVBand="0" w:evenVBand="0" w:oddHBand="1" w:evenHBand="0" w:firstRowFirstColumn="0" w:firstRowLastColumn="0" w:lastRowFirstColumn="0" w:lastRowLastColumn="0"/>
+                            </w:pPr>
+                            <w:r>
+                              <w:t>Replaced NHTV logo with BUAS logo</w:t>
+                            </w:r>
+                          </w:p>
+                        </w:tc>
+                      </w:tr>
                     </w:tbl>
                     <w:p>
                       <w:pPr>
@@ -3086,7 +3290,13 @@
                       </w:pPr>
                       <w:r>
                         <w:br/>
-                        <w:t>Copyright © 2017 Ecopath International Initiative Research Association, Barcelona, Spain</w:t>
+                        <w:t>Copyright © 201</w:t>
+                      </w:r>
+                      <w:r>
+                        <w:t>8</w:t>
+                      </w:r>
+                      <w:r>
+                        <w:t xml:space="preserve"> Ecopath International Initiative Research Association, Barcelona, Spain</w:t>
                       </w:r>
                     </w:p>
                   </w:txbxContent>
@@ -3202,7 +3412,15 @@
         <w:t xml:space="preserve">MSP </w:t>
       </w:r>
       <w:r>
-        <w:t xml:space="preserve">tools were developed </w:t>
+        <w:t xml:space="preserve">tools </w:t>
+      </w:r>
+      <w:proofErr w:type="gramStart"/>
+      <w:r>
+        <w:t>were developed</w:t>
+      </w:r>
+      <w:proofErr w:type="gramEnd"/>
+      <w:r>
+        <w:t xml:space="preserve"> </w:t>
       </w:r>
       <w:r>
         <w:t xml:space="preserve">as plug-ins to the EwE desktop. </w:t>
@@ -3215,8 +3433,13 @@
       <w:r>
         <w:t xml:space="preserve">provides a user guide to these tools, and </w:t>
       </w:r>
-      <w:r>
-        <w:t xml:space="preserve">is intended for EwE modellers </w:t>
+      <w:proofErr w:type="gramStart"/>
+      <w:r>
+        <w:t>is intended</w:t>
+      </w:r>
+      <w:proofErr w:type="gramEnd"/>
+      <w:r>
+        <w:t xml:space="preserve"> for EwE modellers </w:t>
       </w:r>
       <w:r>
         <w:t xml:space="preserve">who wish </w:t>
@@ -3318,7 +3541,15 @@
         <w:t xml:space="preserve">scientific </w:t>
       </w:r>
       <w:r>
-        <w:t>skills are recommended:</w:t>
+        <w:t xml:space="preserve">skills </w:t>
+      </w:r>
+      <w:proofErr w:type="gramStart"/>
+      <w:r>
+        <w:t>are recommended</w:t>
+      </w:r>
+      <w:proofErr w:type="gramEnd"/>
+      <w:r>
+        <w:t>:</w:t>
       </w:r>
     </w:p>
     <w:p>
@@ -3393,7 +3624,15 @@
         </w:numPr>
       </w:pPr>
       <w:r>
-        <w:t xml:space="preserve">Familiarity with PreBal </w:t>
+        <w:t xml:space="preserve">Familiarity with </w:t>
+      </w:r>
+      <w:proofErr w:type="spellStart"/>
+      <w:r>
+        <w:t>PreBal</w:t>
+      </w:r>
+      <w:proofErr w:type="spellEnd"/>
+      <w:r>
+        <w:t xml:space="preserve"> </w:t>
       </w:r>
       <w:r>
         <w:fldChar w:fldCharType="begin"/>
@@ -3460,7 +3699,11 @@
     </w:p>
     <w:p>
       <w:r>
-        <w:t xml:space="preserve">The EwE – MSP integration was </w:t>
+        <w:t xml:space="preserve">The EwE – </w:t>
+      </w:r>
+      <w:proofErr w:type="gramStart"/>
+      <w:r>
+        <w:t xml:space="preserve">MSP integration was </w:t>
       </w:r>
       <w:r>
         <w:t>funded</w:t>
@@ -3471,11 +3714,20 @@
       <w:r>
         <w:t xml:space="preserve">by </w:t>
       </w:r>
-      <w:r>
-        <w:t>Rijkswaterstaat, The</w:t>
-      </w:r>
-      <w:r>
-        <w:t xml:space="preserve"> Netherlands. </w:t>
+      <w:proofErr w:type="spellStart"/>
+      <w:r>
+        <w:t>Rijkswaterstaat</w:t>
+      </w:r>
+      <w:proofErr w:type="spellEnd"/>
+      <w:r>
+        <w:t>, The</w:t>
+      </w:r>
+      <w:r>
+        <w:t xml:space="preserve"> Netherlands</w:t>
+      </w:r>
+      <w:proofErr w:type="gramEnd"/>
+      <w:r>
+        <w:t xml:space="preserve">. </w:t>
       </w:r>
     </w:p>
     <w:p>
@@ -3504,7 +3756,19 @@
         <w:t xml:space="preserve">in close collaboration with </w:t>
       </w:r>
       <w:r>
-        <w:t>Carlos Santos, Magali Gon</w:t>
+        <w:t xml:space="preserve">Carlos Santos, </w:t>
+      </w:r>
+      <w:proofErr w:type="spellStart"/>
+      <w:r>
+        <w:t>Magali</w:t>
+      </w:r>
+      <w:proofErr w:type="spellEnd"/>
+      <w:r>
+        <w:t xml:space="preserve"> </w:t>
+      </w:r>
+      <w:proofErr w:type="spellStart"/>
+      <w:r>
+        <w:t>Gon</w:t>
       </w:r>
       <w:r>
         <w:rPr>
@@ -3513,7 +3777,19 @@
         <w:t>ç</w:t>
       </w:r>
       <w:r>
-        <w:t>alves, and Elwin Verploegen (</w:t>
+        <w:t>alves</w:t>
+      </w:r>
+      <w:proofErr w:type="spellEnd"/>
+      <w:r>
+        <w:t xml:space="preserve">, and Elwin </w:t>
+      </w:r>
+      <w:proofErr w:type="spellStart"/>
+      <w:r>
+        <w:t>Verploegen</w:t>
+      </w:r>
+      <w:proofErr w:type="spellEnd"/>
+      <w:r>
+        <w:t xml:space="preserve"> (</w:t>
       </w:r>
       <w:r>
         <w:t>NHTV University of Applied Sciences</w:t>
@@ -3529,6 +3805,7 @@
       </w:r>
     </w:p>
     <w:p>
+      <w:proofErr w:type="gramStart"/>
       <w:r>
         <w:t xml:space="preserve">Scientific support was provided by </w:t>
       </w:r>
@@ -3548,7 +3825,11 @@
         <w:t xml:space="preserve">, </w:t>
       </w:r>
       <w:r>
-        <w:t>Giovanni Ro</w:t>
+        <w:t xml:space="preserve">Giovanni </w:t>
+      </w:r>
+      <w:proofErr w:type="spellStart"/>
+      <w:r>
+        <w:t>Ro</w:t>
       </w:r>
       <w:r>
         <w:t>ma</w:t>
@@ -3557,7 +3838,11 @@
         <w:t>g</w:t>
       </w:r>
       <w:r>
-        <w:t xml:space="preserve">noni </w:t>
+        <w:t>noni</w:t>
+      </w:r>
+      <w:proofErr w:type="spellEnd"/>
+      <w:r>
+        <w:t xml:space="preserve"> </w:t>
       </w:r>
       <w:r>
         <w:t>(</w:t>
@@ -3587,7 +3872,11 @@
         <w:t xml:space="preserve">, </w:t>
       </w:r>
       <w:r>
-        <w:t>Spain).</w:t>
+        <w:t>Spain)</w:t>
+      </w:r>
+      <w:proofErr w:type="gramEnd"/>
+      <w:r>
+        <w:t>.</w:t>
       </w:r>
     </w:p>
     <w:sdt>
@@ -8505,12 +8794,12 @@
       <w:r>
         <w:br w:type="page"/>
       </w:r>
-      <w:bookmarkStart w:id="2" w:name="_Toc494889488"/>
+      <w:bookmarkStart w:id="0" w:name="_Toc494889488"/>
       <w:r>
         <w:lastRenderedPageBreak/>
         <w:t>Introduction</w:t>
       </w:r>
-      <w:bookmarkEnd w:id="2"/>
+      <w:bookmarkEnd w:id="0"/>
     </w:p>
     <w:p>
       <w:pPr>
@@ -8520,7 +8809,7 @@
       <w:r>
         <w:rPr>
           <w:noProof/>
-          <w:lang w:val="en-US"/>
+          <w:lang w:eastAsia="en-GB"/>
         </w:rPr>
         <w:drawing>
           <wp:inline distT="0" distB="0" distL="0" distR="0" wp14:anchorId="00905787" wp14:editId="3C7A96DB">
@@ -8581,33 +8870,20 @@
           <w:lang w:eastAsia="en-GB"/>
         </w:rPr>
       </w:pPr>
-      <w:bookmarkStart w:id="3" w:name="_Ref477706264"/>
-      <w:bookmarkStart w:id="4" w:name="_Toc494889532"/>
+      <w:bookmarkStart w:id="1" w:name="_Ref477706264"/>
+      <w:bookmarkStart w:id="2" w:name="_Toc494889532"/>
       <w:r>
         <w:t xml:space="preserve">Figure </w:t>
       </w:r>
-      <w:r>
-        <w:fldChar w:fldCharType="begin"/>
-      </w:r>
-      <w:r>
-        <w:instrText xml:space="preserve"> SEQ Figure \* ARABIC </w:instrText>
-      </w:r>
-      <w:r>
-        <w:fldChar w:fldCharType="separate"/>
-      </w:r>
-      <w:r>
-        <w:rPr>
-          <w:noProof/>
-        </w:rPr>
-        <w:t>1</w:t>
-      </w:r>
-      <w:r>
-        <w:rPr>
-          <w:noProof/>
-        </w:rPr>
-        <w:fldChar w:fldCharType="end"/>
-      </w:r>
-      <w:bookmarkEnd w:id="3"/>
+      <w:fldSimple w:instr=" SEQ Figure \* ARABIC ">
+        <w:r>
+          <w:rPr>
+            <w:noProof/>
+          </w:rPr>
+          <w:t>1</w:t>
+        </w:r>
+      </w:fldSimple>
+      <w:bookmarkEnd w:id="1"/>
       <w:r>
         <w:t xml:space="preserve"> </w:t>
       </w:r>
@@ -8656,7 +8932,7 @@
       <w:r>
         <w:t>.</w:t>
       </w:r>
-      <w:bookmarkEnd w:id="4"/>
+      <w:bookmarkEnd w:id="2"/>
     </w:p>
     <w:p>
       <w:r>
@@ -8830,7 +9106,7 @@
       <w:r>
         <w:rPr>
           <w:noProof/>
-          <w:lang w:val="en-US"/>
+          <w:lang w:eastAsia="en-GB"/>
         </w:rPr>
         <w:drawing>
           <wp:inline distT="0" distB="0" distL="0" distR="0" wp14:anchorId="45FA2DF8" wp14:editId="29C2634E">
@@ -8884,19 +9160,157 @@
           <w:lang w:eastAsia="en-GB"/>
         </w:rPr>
       </w:pPr>
-      <w:bookmarkStart w:id="5" w:name="_Ref477761251"/>
-      <w:bookmarkStart w:id="6" w:name="_Toc494889533"/>
+      <w:bookmarkStart w:id="3" w:name="_Ref477761251"/>
+      <w:bookmarkStart w:id="4" w:name="_Toc494889533"/>
       <w:r>
         <w:t xml:space="preserve">Figure </w:t>
       </w:r>
+      <w:fldSimple w:instr=" SEQ Figure \* ARABIC ">
+        <w:r>
+          <w:rPr>
+            <w:noProof/>
+          </w:rPr>
+          <w:t>2</w:t>
+        </w:r>
+      </w:fldSimple>
+      <w:bookmarkEnd w:id="3"/>
+      <w:r>
+        <w:t xml:space="preserve"> </w:t>
+      </w:r>
+      <w:r>
+        <w:t>–</w:t>
+      </w:r>
+      <w:r>
+        <w:t xml:space="preserve"> </w:t>
+      </w:r>
+      <w:r>
+        <w:t>The two phases of updating a EwE model for MSP game play. During the preparation stage</w:t>
+      </w:r>
+      <w:r>
+        <w:t>,</w:t>
+      </w:r>
+      <w:r>
+        <w:t xml:space="preserve"> EwE </w:t>
+      </w:r>
+      <w:r>
+        <w:t xml:space="preserve">runs without </w:t>
+      </w:r>
+      <w:r>
+        <w:t>the MSP software but will emula</w:t>
+      </w:r>
+      <w:r>
+        <w:t>te a connection. During game</w:t>
+      </w:r>
+      <w:r>
+        <w:t>play</w:t>
+      </w:r>
+      <w:r>
+        <w:t>,</w:t>
+      </w:r>
+      <w:r>
+        <w:t xml:space="preserve"> the EwE MEL tools </w:t>
+      </w:r>
+      <w:r>
+        <w:t xml:space="preserve">directly connect </w:t>
+      </w:r>
+      <w:r>
+        <w:t>to the MSP software via MEL.</w:t>
+      </w:r>
+      <w:bookmarkEnd w:id="4"/>
+    </w:p>
+    <w:p>
+      <w:r>
+        <w:t xml:space="preserve">EwE modellers adjust </w:t>
+      </w:r>
+      <w:r>
+        <w:t xml:space="preserve">EwE </w:t>
+      </w:r>
+      <w:r>
+        <w:t>model</w:t>
+      </w:r>
+      <w:r>
+        <w:t xml:space="preserve">s </w:t>
+      </w:r>
+      <w:r>
+        <w:t xml:space="preserve">for MSP gameplay </w:t>
+      </w:r>
+      <w:r>
+        <w:t xml:space="preserve">in the </w:t>
+      </w:r>
+      <w:r>
+        <w:t xml:space="preserve">EwE </w:t>
+      </w:r>
+      <w:r>
+        <w:t xml:space="preserve">desktop </w:t>
+      </w:r>
+      <w:r>
+        <w:t xml:space="preserve">software. For practical reasons, </w:t>
+      </w:r>
+      <w:r>
+        <w:t xml:space="preserve">EwE </w:t>
+      </w:r>
+      <w:r>
+        <w:t xml:space="preserve">does not </w:t>
+      </w:r>
+      <w:r>
+        <w:t>c</w:t>
+      </w:r>
+      <w:r>
+        <w:t>onnect</w:t>
+      </w:r>
+      <w:r>
+        <w:t xml:space="preserve"> to the actual MSP game software </w:t>
+      </w:r>
+      <w:r>
+        <w:t xml:space="preserve">during this stage; a </w:t>
+      </w:r>
+      <w:r>
+        <w:t xml:space="preserve">model will have to undergo several modifications </w:t>
+      </w:r>
+      <w:r>
+        <w:t xml:space="preserve">that require direct ecology </w:t>
+      </w:r>
+      <w:r>
+        <w:t xml:space="preserve">testing </w:t>
+      </w:r>
+      <w:r>
+        <w:t xml:space="preserve">with short and direct </w:t>
+      </w:r>
+      <w:r>
+        <w:t>test path</w:t>
+      </w:r>
+      <w:r>
+        <w:t xml:space="preserve">s. </w:t>
+      </w:r>
+      <w:r>
+        <w:t xml:space="preserve">Once deployed, a </w:t>
+      </w:r>
+      <w:r>
+        <w:t xml:space="preserve">finished model </w:t>
+      </w:r>
+      <w:r>
+        <w:t xml:space="preserve">directly connects to the </w:t>
+      </w:r>
+      <w:r>
+        <w:t xml:space="preserve">MSP </w:t>
+      </w:r>
+      <w:r>
+        <w:t xml:space="preserve">framework via MEL </w:t>
+      </w:r>
+      <w:r>
+        <w:t>(</w:t>
+      </w:r>
       <w:r>
         <w:fldChar w:fldCharType="begin"/>
       </w:r>
       <w:r>
-        <w:instrText xml:space="preserve"> SEQ Figure \* ARABIC </w:instrText>
+        <w:instrText xml:space="preserve"> REF _Ref477761251 \h </w:instrText>
       </w:r>
       <w:r>
         <w:fldChar w:fldCharType="separate"/>
+      </w:r>
+      <w:r>
+        <w:t xml:space="preserve">Figure </w:t>
       </w:r>
       <w:r>
         <w:rPr>
@@ -8905,157 +9319,6 @@
         <w:t>2</w:t>
       </w:r>
       <w:r>
-        <w:rPr>
-          <w:noProof/>
-        </w:rPr>
-        <w:fldChar w:fldCharType="end"/>
-      </w:r>
-      <w:bookmarkEnd w:id="5"/>
-      <w:r>
-        <w:t xml:space="preserve"> </w:t>
-      </w:r>
-      <w:r>
-        <w:t>–</w:t>
-      </w:r>
-      <w:r>
-        <w:t xml:space="preserve"> </w:t>
-      </w:r>
-      <w:r>
-        <w:t>The two phases of updating a EwE model for MSP game play. During the preparation stage</w:t>
-      </w:r>
-      <w:r>
-        <w:t>,</w:t>
-      </w:r>
-      <w:r>
-        <w:t xml:space="preserve"> EwE </w:t>
-      </w:r>
-      <w:r>
-        <w:t xml:space="preserve">runs without </w:t>
-      </w:r>
-      <w:r>
-        <w:t>the MSP software but will emula</w:t>
-      </w:r>
-      <w:r>
-        <w:t>te a connection. During game</w:t>
-      </w:r>
-      <w:r>
-        <w:t>play</w:t>
-      </w:r>
-      <w:r>
-        <w:t>,</w:t>
-      </w:r>
-      <w:r>
-        <w:t xml:space="preserve"> the EwE MEL tools </w:t>
-      </w:r>
-      <w:r>
-        <w:t xml:space="preserve">directly connect </w:t>
-      </w:r>
-      <w:r>
-        <w:t>to the MSP software via MEL.</w:t>
-      </w:r>
-      <w:bookmarkEnd w:id="6"/>
-    </w:p>
-    <w:p>
-      <w:r>
-        <w:t xml:space="preserve">EwE modellers adjust </w:t>
-      </w:r>
-      <w:r>
-        <w:t xml:space="preserve">EwE </w:t>
-      </w:r>
-      <w:r>
-        <w:t>model</w:t>
-      </w:r>
-      <w:r>
-        <w:t xml:space="preserve">s </w:t>
-      </w:r>
-      <w:r>
-        <w:t xml:space="preserve">for MSP gameplay </w:t>
-      </w:r>
-      <w:r>
-        <w:t xml:space="preserve">in the </w:t>
-      </w:r>
-      <w:r>
-        <w:t xml:space="preserve">EwE </w:t>
-      </w:r>
-      <w:r>
-        <w:t xml:space="preserve">desktop </w:t>
-      </w:r>
-      <w:r>
-        <w:t xml:space="preserve">software. For practical reasons, </w:t>
-      </w:r>
-      <w:r>
-        <w:t xml:space="preserve">EwE </w:t>
-      </w:r>
-      <w:r>
-        <w:t xml:space="preserve">does not </w:t>
-      </w:r>
-      <w:r>
-        <w:t>c</w:t>
-      </w:r>
-      <w:r>
-        <w:t>onnect</w:t>
-      </w:r>
-      <w:r>
-        <w:t xml:space="preserve"> to the actual MSP game software </w:t>
-      </w:r>
-      <w:r>
-        <w:t xml:space="preserve">during this stage; a </w:t>
-      </w:r>
-      <w:r>
-        <w:t xml:space="preserve">model will have to undergo several modifications </w:t>
-      </w:r>
-      <w:r>
-        <w:t xml:space="preserve">that require direct ecology </w:t>
-      </w:r>
-      <w:r>
-        <w:t xml:space="preserve">testing </w:t>
-      </w:r>
-      <w:r>
-        <w:t xml:space="preserve">with short and direct </w:t>
-      </w:r>
-      <w:r>
-        <w:t>test path</w:t>
-      </w:r>
-      <w:r>
-        <w:t xml:space="preserve">s. </w:t>
-      </w:r>
-      <w:r>
-        <w:t xml:space="preserve">Once deployed, a </w:t>
-      </w:r>
-      <w:r>
-        <w:t xml:space="preserve">finished model </w:t>
-      </w:r>
-      <w:r>
-        <w:t xml:space="preserve">directly connects to the </w:t>
-      </w:r>
-      <w:r>
-        <w:t xml:space="preserve">MSP </w:t>
-      </w:r>
-      <w:r>
-        <w:t xml:space="preserve">framework via MEL </w:t>
-      </w:r>
-      <w:r>
-        <w:t>(</w:t>
-      </w:r>
-      <w:r>
-        <w:fldChar w:fldCharType="begin"/>
-      </w:r>
-      <w:r>
-        <w:instrText xml:space="preserve"> REF _Ref477761251 \h </w:instrText>
-      </w:r>
-      <w:r>
-        <w:fldChar w:fldCharType="separate"/>
-      </w:r>
-      <w:r>
-        <w:t xml:space="preserve">Figure </w:t>
-      </w:r>
-      <w:r>
-        <w:rPr>
-          <w:noProof/>
-        </w:rPr>
-        <w:t>2</w:t>
-      </w:r>
-      <w:r>
         <w:fldChar w:fldCharType="end"/>
       </w:r>
       <w:r>
@@ -9176,12 +9439,12 @@
       <w:pPr>
         <w:pStyle w:val="Heading2"/>
       </w:pPr>
-      <w:bookmarkStart w:id="7" w:name="_Toc494889489"/>
+      <w:bookmarkStart w:id="5" w:name="_Toc494889489"/>
       <w:r>
         <w:lastRenderedPageBreak/>
         <w:t>Terminology</w:t>
       </w:r>
-      <w:bookmarkEnd w:id="7"/>
+      <w:bookmarkEnd w:id="5"/>
     </w:p>
     <w:p>
       <w:r>
@@ -9232,7 +9495,7 @@
       <w:r>
         <w:rPr>
           <w:noProof/>
-          <w:lang w:val="en-US"/>
+          <w:lang w:eastAsia="en-GB"/>
         </w:rPr>
         <w:drawing>
           <wp:inline distT="0" distB="0" distL="0" distR="0" wp14:anchorId="21686381" wp14:editId="34F06876">
@@ -9286,33 +9549,20 @@
           <w:lang w:eastAsia="en-GB"/>
         </w:rPr>
       </w:pPr>
-      <w:bookmarkStart w:id="8" w:name="_Ref478460678"/>
-      <w:bookmarkStart w:id="9" w:name="_Toc494889534"/>
+      <w:bookmarkStart w:id="6" w:name="_Ref478460678"/>
+      <w:bookmarkStart w:id="7" w:name="_Toc494889534"/>
       <w:r>
         <w:t xml:space="preserve">Figure </w:t>
       </w:r>
-      <w:r>
-        <w:fldChar w:fldCharType="begin"/>
-      </w:r>
-      <w:r>
-        <w:instrText xml:space="preserve"> SEQ Figure \* ARABIC </w:instrText>
-      </w:r>
-      <w:r>
-        <w:fldChar w:fldCharType="separate"/>
-      </w:r>
-      <w:r>
-        <w:rPr>
-          <w:noProof/>
-        </w:rPr>
-        <w:t>3</w:t>
-      </w:r>
-      <w:r>
-        <w:rPr>
-          <w:noProof/>
-        </w:rPr>
-        <w:fldChar w:fldCharType="end"/>
-      </w:r>
-      <w:bookmarkEnd w:id="8"/>
+      <w:fldSimple w:instr=" SEQ Figure \* ARABIC ">
+        <w:r>
+          <w:rPr>
+            <w:noProof/>
+          </w:rPr>
+          <w:t>3</w:t>
+        </w:r>
+      </w:fldSimple>
+      <w:bookmarkEnd w:id="6"/>
       <w:r>
         <w:t xml:space="preserve"> </w:t>
       </w:r>
@@ -9370,7 +9620,7 @@
       <w:r>
         <w:t>.</w:t>
       </w:r>
-      <w:bookmarkEnd w:id="9"/>
+      <w:bookmarkEnd w:id="7"/>
     </w:p>
     <w:p>
       <w:pPr>
@@ -9385,8 +9635,13 @@
       <w:r>
         <w:br/>
       </w:r>
-      <w:r>
-        <w:t xml:space="preserve">A </w:t>
+      <w:proofErr w:type="gramStart"/>
+      <w:r>
+        <w:t>A</w:t>
+      </w:r>
+      <w:proofErr w:type="gramEnd"/>
+      <w:r>
+        <w:t xml:space="preserve"> </w:t>
       </w:r>
       <w:r>
         <w:rPr>
@@ -9427,11 +9682,16 @@
       <w:r>
         <w:t xml:space="preserve"> </w:t>
       </w:r>
+      <w:proofErr w:type="gramStart"/>
       <w:r>
         <w:t xml:space="preserve">are </w:t>
       </w:r>
       <w:r>
-        <w:t xml:space="preserve">needed to play </w:t>
+        <w:t>needed</w:t>
+      </w:r>
+      <w:proofErr w:type="gramEnd"/>
+      <w:r>
+        <w:t xml:space="preserve"> to play </w:t>
       </w:r>
       <w:r>
         <w:t xml:space="preserve">the </w:t>
@@ -9458,7 +9718,15 @@
         <w:t>cospace</w:t>
       </w:r>
       <w:r>
-        <w:t xml:space="preserve"> output is sent back to MSP. </w:t>
+        <w:t xml:space="preserve"> output </w:t>
+      </w:r>
+      <w:proofErr w:type="gramStart"/>
+      <w:r>
+        <w:t>is sent</w:t>
+      </w:r>
+      <w:proofErr w:type="gramEnd"/>
+      <w:r>
+        <w:t xml:space="preserve"> back to MSP. </w:t>
       </w:r>
       <w:r>
         <w:t>Note t</w:t>
@@ -9489,8 +9757,13 @@
       <w:r>
         <w:br/>
       </w:r>
-      <w:r>
-        <w:t xml:space="preserve">A game is used to explore the impact of MSP player activities onto the EwE food web. </w:t>
+      <w:proofErr w:type="gramStart"/>
+      <w:r>
+        <w:t>A</w:t>
+      </w:r>
+      <w:proofErr w:type="gramEnd"/>
+      <w:r>
+        <w:t xml:space="preserve"> game is used to explore the impact of MSP player activities onto the EwE food web. </w:t>
       </w:r>
       <w:r>
         <w:t xml:space="preserve">MEL (see </w:t>
@@ -9597,7 +9870,15 @@
         <w:t xml:space="preserve"> the EwE food web</w:t>
       </w:r>
       <w:r>
-        <w:t xml:space="preserve">, are referred to as </w:t>
+        <w:t xml:space="preserve">, </w:t>
+      </w:r>
+      <w:proofErr w:type="gramStart"/>
+      <w:r>
+        <w:t>are referred</w:t>
+      </w:r>
+      <w:proofErr w:type="gramEnd"/>
+      <w:r>
+        <w:t xml:space="preserve"> to as </w:t>
       </w:r>
       <w:r>
         <w:rPr>
@@ -9690,11 +9971,11 @@
       <w:pPr>
         <w:pStyle w:val="Heading2"/>
       </w:pPr>
-      <w:bookmarkStart w:id="10" w:name="_Toc494889490"/>
+      <w:bookmarkStart w:id="8" w:name="_Toc494889490"/>
       <w:r>
         <w:t>Process overview</w:t>
       </w:r>
-      <w:bookmarkEnd w:id="10"/>
+      <w:bookmarkEnd w:id="8"/>
     </w:p>
     <w:p>
       <w:r>
@@ -9960,8 +10241,13 @@
       <w:r>
         <w:t xml:space="preserve">1 and 2 </w:t>
       </w:r>
-      <w:r>
-        <w:t>are discussed in the EwE modeller checklis</w:t>
+      <w:proofErr w:type="gramStart"/>
+      <w:r>
+        <w:t>are discussed</w:t>
+      </w:r>
+      <w:proofErr w:type="gramEnd"/>
+      <w:r>
+        <w:t xml:space="preserve"> in the EwE modeller checklis</w:t>
       </w:r>
       <w:r>
         <w:t>t.</w:t>
@@ -9980,7 +10266,7 @@
       <w:pPr>
         <w:pStyle w:val="Heading2"/>
       </w:pPr>
-      <w:bookmarkStart w:id="11" w:name="_Toc494889491"/>
+      <w:bookmarkStart w:id="9" w:name="_Toc494889491"/>
       <w:r>
         <w:lastRenderedPageBreak/>
         <w:t>MSP tool</w:t>
@@ -9988,7 +10274,7 @@
       <w:r>
         <w:t xml:space="preserve"> basics</w:t>
       </w:r>
-      <w:bookmarkEnd w:id="11"/>
+      <w:bookmarkEnd w:id="9"/>
     </w:p>
     <w:p>
       <w:r>
@@ -10079,7 +10365,7 @@
       <w:r>
         <w:rPr>
           <w:noProof/>
-          <w:lang w:val="en-US"/>
+          <w:lang w:eastAsia="en-GB"/>
         </w:rPr>
         <w:drawing>
           <wp:inline distT="0" distB="0" distL="0" distR="0" wp14:anchorId="29FBA100" wp14:editId="691CFF36">
@@ -10139,109 +10425,96 @@
         <w:pStyle w:val="Caption"/>
         <w:framePr w:w="8718" w:h="6610" w:hRule="exact" w:hSpace="181" w:wrap="notBeside" w:vAnchor="text" w:hAnchor="page" w:x="1470" w:y="1"/>
       </w:pPr>
-      <w:bookmarkStart w:id="12" w:name="_Ref494277686"/>
-      <w:bookmarkStart w:id="13" w:name="_Toc494889535"/>
+      <w:bookmarkStart w:id="10" w:name="_Ref494277686"/>
+      <w:bookmarkStart w:id="11" w:name="_Toc494889535"/>
       <w:r>
         <w:t xml:space="preserve">Figure </w:t>
       </w:r>
-      <w:r>
-        <w:fldChar w:fldCharType="begin"/>
-      </w:r>
-      <w:r>
-        <w:instrText xml:space="preserve"> SEQ Figure \* ARABIC </w:instrText>
-      </w:r>
-      <w:r>
-        <w:fldChar w:fldCharType="separate"/>
-      </w:r>
-      <w:r>
-        <w:rPr>
-          <w:noProof/>
-        </w:rPr>
-        <w:t>4</w:t>
-      </w:r>
-      <w:r>
-        <w:rPr>
-          <w:noProof/>
-        </w:rPr>
-        <w:fldChar w:fldCharType="end"/>
+      <w:fldSimple w:instr=" SEQ Figure \* ARABIC ">
+        <w:r>
+          <w:rPr>
+            <w:noProof/>
+          </w:rPr>
+          <w:t>4</w:t>
+        </w:r>
+      </w:fldSimple>
+      <w:bookmarkEnd w:id="10"/>
+      <w:r>
+        <w:t xml:space="preserve"> </w:t>
+      </w:r>
+      <w:r>
+        <w:t>–</w:t>
+      </w:r>
+      <w:r>
+        <w:t xml:space="preserve"> </w:t>
+      </w:r>
+      <w:r>
+        <w:t xml:space="preserve">The </w:t>
+      </w:r>
+      <w:r>
+        <w:t xml:space="preserve">MSP tools screen </w:t>
+      </w:r>
+      <w:r>
+        <w:t>docked in the EwE 6.6 desktop software.</w:t>
+      </w:r>
+      <w:bookmarkEnd w:id="11"/>
+    </w:p>
+    <w:p>
+      <w:r>
+        <w:t xml:space="preserve">In </w:t>
+      </w:r>
+      <w:r>
+        <w:t>the MSP tools screen</w:t>
+      </w:r>
+      <w:r>
+        <w:t xml:space="preserve"> users can </w:t>
+      </w:r>
+      <w:r>
+        <w:t>create and delete</w:t>
+      </w:r>
+      <w:r>
+        <w:t xml:space="preserve"> games</w:t>
+      </w:r>
+      <w:r>
+        <w:t>,</w:t>
+      </w:r>
+      <w:r>
+        <w:t xml:space="preserve"> and configure games to accept pressures and produce outcomes. Users can</w:t>
+      </w:r>
+      <w:r>
+        <w:t xml:space="preserve"> also</w:t>
+      </w:r>
+      <w:r>
+        <w:t xml:space="preserve"> test </w:t>
+      </w:r>
+      <w:r>
+        <w:t xml:space="preserve">model </w:t>
+      </w:r>
+      <w:r>
+        <w:t xml:space="preserve">responsiveness </w:t>
+      </w:r>
+      <w:r>
+        <w:t xml:space="preserve">to </w:t>
+      </w:r>
+      <w:r>
+        <w:t>e</w:t>
+      </w:r>
+      <w:r>
+        <w:t>mulated game play actions</w:t>
+      </w:r>
+      <w:r>
+        <w:t>.</w:t>
+      </w:r>
+    </w:p>
+    <w:p>
+      <w:pPr>
+        <w:pStyle w:val="Heading2"/>
+      </w:pPr>
+      <w:bookmarkStart w:id="12" w:name="_Toc494889492"/>
+      <w:r>
+        <w:t>User interface conventions</w:t>
       </w:r>
       <w:bookmarkEnd w:id="12"/>
-      <w:r>
-        <w:t xml:space="preserve"> </w:t>
-      </w:r>
-      <w:r>
-        <w:t>–</w:t>
-      </w:r>
-      <w:r>
-        <w:t xml:space="preserve"> </w:t>
-      </w:r>
-      <w:r>
-        <w:t xml:space="preserve">The </w:t>
-      </w:r>
-      <w:r>
-        <w:t xml:space="preserve">MSP tools screen </w:t>
-      </w:r>
-      <w:r>
-        <w:t>docked in the EwE 6.6 desktop software.</w:t>
-      </w:r>
-      <w:bookmarkEnd w:id="13"/>
-    </w:p>
-    <w:p>
-      <w:r>
-        <w:t xml:space="preserve">In </w:t>
-      </w:r>
-      <w:r>
-        <w:t>the MSP tools screen</w:t>
-      </w:r>
-      <w:r>
-        <w:t xml:space="preserve"> users can </w:t>
-      </w:r>
-      <w:r>
-        <w:t>create and delete</w:t>
-      </w:r>
-      <w:r>
-        <w:t xml:space="preserve"> games</w:t>
-      </w:r>
-      <w:r>
-        <w:t>,</w:t>
-      </w:r>
-      <w:r>
-        <w:t xml:space="preserve"> and configure games to accept pressures and produce outcomes. Users can</w:t>
-      </w:r>
-      <w:r>
-        <w:t xml:space="preserve"> also</w:t>
-      </w:r>
-      <w:r>
-        <w:t xml:space="preserve"> test </w:t>
-      </w:r>
-      <w:r>
-        <w:t xml:space="preserve">model </w:t>
-      </w:r>
-      <w:r>
-        <w:t xml:space="preserve">responsiveness </w:t>
-      </w:r>
-      <w:r>
-        <w:t xml:space="preserve">to </w:t>
-      </w:r>
-      <w:r>
-        <w:t>e</w:t>
-      </w:r>
-      <w:r>
-        <w:t>mulated game play actions</w:t>
-      </w:r>
-      <w:r>
-        <w:t>.</w:t>
-      </w:r>
-    </w:p>
-    <w:p>
-      <w:pPr>
-        <w:pStyle w:val="Heading2"/>
-      </w:pPr>
-      <w:bookmarkStart w:id="14" w:name="_Toc494889492"/>
-      <w:r>
-        <w:t>User interface conventions</w:t>
-      </w:r>
-      <w:bookmarkEnd w:id="14"/>
     </w:p>
     <w:p>
       <w:r>
@@ -10286,7 +10559,7 @@
         <w:rPr>
           <w:rStyle w:val="Inlineimage"/>
           <w:noProof/>
-          <w:lang w:val="en-US"/>
+          <w:lang w:eastAsia="en-GB"/>
         </w:rPr>
         <w:drawing>
           <wp:inline distT="0" distB="0" distL="0" distR="0" wp14:anchorId="25F1B951" wp14:editId="455F18B7">
@@ -10346,7 +10619,7 @@
         <w:rPr>
           <w:rStyle w:val="Inlineimage"/>
           <w:noProof/>
-          <w:lang w:val="en-US"/>
+          <w:lang w:eastAsia="en-GB"/>
         </w:rPr>
         <w:drawing>
           <wp:inline distT="0" distB="0" distL="0" distR="0" wp14:anchorId="6C43F879" wp14:editId="06A02B8D">
@@ -10406,7 +10679,7 @@
         <w:rPr>
           <w:rStyle w:val="Inlineimage"/>
           <w:noProof/>
-          <w:lang w:val="en-US"/>
+          <w:lang w:eastAsia="en-GB"/>
         </w:rPr>
         <w:drawing>
           <wp:inline distT="0" distB="0" distL="0" distR="0" wp14:anchorId="49B381C9" wp14:editId="0686D364">
@@ -10498,7 +10771,7 @@
         <w:rPr>
           <w:rStyle w:val="Inlineimage"/>
           <w:noProof/>
-          <w:lang w:val="en-US"/>
+          <w:lang w:eastAsia="en-GB"/>
         </w:rPr>
         <w:drawing>
           <wp:inline distT="0" distB="0" distL="0" distR="0" wp14:anchorId="7D684EDC" wp14:editId="25A63C38">
@@ -10564,7 +10837,7 @@
         <w:rPr>
           <w:rStyle w:val="Inlineimage"/>
           <w:noProof/>
-          <w:lang w:val="en-US"/>
+          <w:lang w:eastAsia="en-GB"/>
         </w:rPr>
         <w:drawing>
           <wp:inline distT="0" distB="0" distL="0" distR="0" wp14:anchorId="7560F234" wp14:editId="2338A822">
@@ -10627,7 +10900,7 @@
         <w:rPr>
           <w:rStyle w:val="Inlineimage"/>
           <w:noProof/>
-          <w:lang w:val="en-US"/>
+          <w:lang w:eastAsia="en-GB"/>
         </w:rPr>
         <w:drawing>
           <wp:inline distT="0" distB="0" distL="0" distR="0" wp14:anchorId="4F96E1EA" wp14:editId="6A65A55F">
@@ -10759,6 +11032,7 @@
       <w:r>
         <w:t xml:space="preserve">sets </w:t>
       </w:r>
+      <w:proofErr w:type="gramStart"/>
       <w:r>
         <w:t>cann</w:t>
       </w:r>
@@ -10766,7 +11040,11 @@
         <w:t>ot</w:t>
       </w:r>
       <w:r>
-        <w:t xml:space="preserve"> be altered while </w:t>
+        <w:t xml:space="preserve"> be altered</w:t>
+      </w:r>
+      <w:proofErr w:type="gramEnd"/>
+      <w:r>
+        <w:t xml:space="preserve"> while </w:t>
       </w:r>
       <w:r>
         <w:t>Ecospace is running</w:t>
@@ -10811,22 +11089,22 @@
       <w:pPr>
         <w:pStyle w:val="Heading1"/>
       </w:pPr>
-      <w:bookmarkStart w:id="15" w:name="_Toc494889493"/>
+      <w:bookmarkStart w:id="13" w:name="_Toc494889493"/>
       <w:r>
         <w:lastRenderedPageBreak/>
         <w:t>Using MEL link designer</w:t>
       </w:r>
-      <w:bookmarkEnd w:id="15"/>
+      <w:bookmarkEnd w:id="13"/>
     </w:p>
     <w:p>
       <w:pPr>
         <w:pStyle w:val="Heading2"/>
       </w:pPr>
-      <w:bookmarkStart w:id="16" w:name="_Toc494889494"/>
+      <w:bookmarkStart w:id="14" w:name="_Toc494889494"/>
       <w:r>
         <w:t>Managing games</w:t>
       </w:r>
-      <w:bookmarkEnd w:id="16"/>
+      <w:bookmarkEnd w:id="14"/>
     </w:p>
     <w:p>
       <w:pPr>
@@ -10834,11 +11112,11 @@
         <w:keepNext/>
         <w:framePr w:w="6154" w:h="1251" w:hRule="exact" w:hSpace="181" w:wrap="around" w:vAnchor="text" w:hAnchor="page" w:x="4205" w:y="-1"/>
       </w:pPr>
-      <w:bookmarkStart w:id="17" w:name="_Ref477729959"/>
+      <w:bookmarkStart w:id="15" w:name="_Ref477729959"/>
       <w:r>
         <w:rPr>
           <w:noProof/>
-          <w:lang w:val="en-US"/>
+          <w:lang w:eastAsia="en-GB"/>
         </w:rPr>
         <w:drawing>
           <wp:inline distT="0" distB="0" distL="0" distR="0" wp14:anchorId="7F2F0925" wp14:editId="56BA4208">
@@ -10902,19 +11180,74 @@
         <w:pStyle w:val="Caption"/>
         <w:framePr w:w="6154" w:h="1251" w:hRule="exact" w:hSpace="181" w:wrap="around" w:vAnchor="text" w:hAnchor="page" w:x="4205" w:y="-1"/>
       </w:pPr>
-      <w:bookmarkStart w:id="18" w:name="_Ref478480812"/>
-      <w:bookmarkStart w:id="19" w:name="_Toc494889536"/>
+      <w:bookmarkStart w:id="16" w:name="_Ref478480812"/>
+      <w:bookmarkStart w:id="17" w:name="_Toc494889536"/>
       <w:r>
         <w:t xml:space="preserve">Figure </w:t>
       </w:r>
+      <w:fldSimple w:instr=" SEQ Figure \* ARABIC ">
+        <w:r>
+          <w:rPr>
+            <w:noProof/>
+          </w:rPr>
+          <w:t>5</w:t>
+        </w:r>
+      </w:fldSimple>
+      <w:bookmarkEnd w:id="16"/>
+      <w:r>
+        <w:t xml:space="preserve"> </w:t>
+      </w:r>
+      <w:r>
+        <w:t>–</w:t>
+      </w:r>
+      <w:r>
+        <w:t xml:space="preserve"> The MSP tools section to add, </w:t>
+      </w:r>
+      <w:r>
+        <w:t>rename,</w:t>
+      </w:r>
+      <w:r>
+        <w:t xml:space="preserve"> and remove </w:t>
+      </w:r>
+      <w:r>
+        <w:t>g</w:t>
+      </w:r>
+      <w:r>
+        <w:t>ames</w:t>
+      </w:r>
+      <w:r>
+        <w:rPr>
+          <w:noProof/>
+        </w:rPr>
+        <w:t>.</w:t>
+      </w:r>
+      <w:bookmarkEnd w:id="17"/>
+    </w:p>
+    <w:bookmarkEnd w:id="15"/>
+    <w:p>
+      <w:r>
+        <w:t xml:space="preserve">The games section allows creation, </w:t>
+      </w:r>
+      <w:r>
+        <w:t>renaming,</w:t>
+      </w:r>
+      <w:r>
+        <w:t xml:space="preserve"> and deletion of games</w:t>
+      </w:r>
+      <w:r>
+        <w:t xml:space="preserve"> (</w:t>
+      </w:r>
       <w:r>
         <w:fldChar w:fldCharType="begin"/>
       </w:r>
       <w:r>
-        <w:instrText xml:space="preserve"> SEQ Figure \* ARABIC </w:instrText>
+        <w:instrText xml:space="preserve"> REF _Ref478480812 \h </w:instrText>
       </w:r>
       <w:r>
         <w:fldChar w:fldCharType="separate"/>
+      </w:r>
+      <w:r>
+        <w:t xml:space="preserve">Figure </w:t>
       </w:r>
       <w:r>
         <w:rPr>
@@ -10923,95 +11256,35 @@
         <w:t>5</w:t>
       </w:r>
       <w:r>
-        <w:rPr>
-          <w:noProof/>
-        </w:rPr>
         <w:fldChar w:fldCharType="end"/>
       </w:r>
+      <w:r>
+        <w:t>)</w:t>
+      </w:r>
+      <w:r>
+        <w:t xml:space="preserve">. Games defined within in the current loaded model </w:t>
+      </w:r>
+      <w:proofErr w:type="gramStart"/>
+      <w:r>
+        <w:t>are shown</w:t>
+      </w:r>
+      <w:proofErr w:type="gramEnd"/>
+      <w:r>
+        <w:t>; note that also the names of the Ecosim and Ecospace scenario used by the game are shown in the games list.</w:t>
+      </w:r>
+    </w:p>
+    <w:p>
+      <w:pPr>
+        <w:pStyle w:val="Heading3"/>
+      </w:pPr>
+      <w:bookmarkStart w:id="18" w:name="_Toc494889495"/>
+      <w:r>
+        <w:t xml:space="preserve">Creating a </w:t>
+      </w:r>
+      <w:r>
+        <w:t>game</w:t>
+      </w:r>
       <w:bookmarkEnd w:id="18"/>
-      <w:r>
-        <w:t xml:space="preserve"> </w:t>
-      </w:r>
-      <w:r>
-        <w:t>–</w:t>
-      </w:r>
-      <w:r>
-        <w:t xml:space="preserve"> The MSP tools section to add, </w:t>
-      </w:r>
-      <w:r>
-        <w:t>rename,</w:t>
-      </w:r>
-      <w:r>
-        <w:t xml:space="preserve"> and remove </w:t>
-      </w:r>
-      <w:r>
-        <w:t>g</w:t>
-      </w:r>
-      <w:r>
-        <w:t>ames</w:t>
-      </w:r>
-      <w:r>
-        <w:rPr>
-          <w:noProof/>
-        </w:rPr>
-        <w:t>.</w:t>
-      </w:r>
-      <w:bookmarkEnd w:id="19"/>
-    </w:p>
-    <w:bookmarkEnd w:id="17"/>
-    <w:p>
-      <w:r>
-        <w:t xml:space="preserve">The games section allows creation, </w:t>
-      </w:r>
-      <w:r>
-        <w:t>renaming,</w:t>
-      </w:r>
-      <w:r>
-        <w:t xml:space="preserve"> and deletion of games</w:t>
-      </w:r>
-      <w:r>
-        <w:t xml:space="preserve"> (</w:t>
-      </w:r>
-      <w:r>
-        <w:fldChar w:fldCharType="begin"/>
-      </w:r>
-      <w:r>
-        <w:instrText xml:space="preserve"> REF _Ref478480812 \h </w:instrText>
-      </w:r>
-      <w:r>
-        <w:fldChar w:fldCharType="separate"/>
-      </w:r>
-      <w:r>
-        <w:t xml:space="preserve">Figure </w:t>
-      </w:r>
-      <w:r>
-        <w:rPr>
-          <w:noProof/>
-        </w:rPr>
-        <w:t>5</w:t>
-      </w:r>
-      <w:r>
-        <w:fldChar w:fldCharType="end"/>
-      </w:r>
-      <w:r>
-        <w:t>)</w:t>
-      </w:r>
-      <w:r>
-        <w:t>. Games defined within in the current loaded model are shown; note that also the names of the Ecosim and Ecospace scenario used by the game are shown in the games list.</w:t>
-      </w:r>
-    </w:p>
-    <w:p>
-      <w:pPr>
-        <w:pStyle w:val="Heading3"/>
-      </w:pPr>
-      <w:bookmarkStart w:id="20" w:name="_Toc494889495"/>
-      <w:r>
-        <w:t xml:space="preserve">Creating a </w:t>
-      </w:r>
-      <w:r>
-        <w:t>game</w:t>
-      </w:r>
-      <w:bookmarkEnd w:id="20"/>
     </w:p>
     <w:p>
       <w:r>
@@ -11072,7 +11345,7 @@
         <w:rPr>
           <w:noProof/>
           <w:position w:val="-4"/>
-          <w:lang w:val="en-US"/>
+          <w:lang w:eastAsia="en-GB"/>
         </w:rPr>
         <w:drawing>
           <wp:inline distT="0" distB="0" distL="0" distR="0" wp14:anchorId="6C4FB425" wp14:editId="48BEE2AE">
@@ -11130,11 +11403,16 @@
       <w:r>
         <w:t xml:space="preserve">The new game </w:t>
       </w:r>
+      <w:proofErr w:type="gramStart"/>
       <w:r>
         <w:t>is</w:t>
       </w:r>
       <w:r>
-        <w:t xml:space="preserve"> created and </w:t>
+        <w:t xml:space="preserve"> created</w:t>
+      </w:r>
+      <w:proofErr w:type="gramEnd"/>
+      <w:r>
+        <w:t xml:space="preserve"> and </w:t>
       </w:r>
       <w:r>
         <w:t xml:space="preserve">is </w:t>
@@ -11164,7 +11442,7 @@
       <w:pPr>
         <w:pStyle w:val="Heading3"/>
       </w:pPr>
-      <w:bookmarkStart w:id="21" w:name="_Toc494889496"/>
+      <w:bookmarkStart w:id="19" w:name="_Toc494889496"/>
       <w:r>
         <w:t>Renam</w:t>
       </w:r>
@@ -11174,7 +11452,7 @@
       <w:r>
         <w:t xml:space="preserve"> a game</w:t>
       </w:r>
-      <w:bookmarkEnd w:id="21"/>
+      <w:bookmarkEnd w:id="19"/>
     </w:p>
     <w:p>
       <w:r>
@@ -11238,7 +11516,7 @@
         <w:rPr>
           <w:noProof/>
           <w:position w:val="-4"/>
-          <w:lang w:val="en-US"/>
+          <w:lang w:eastAsia="en-GB"/>
         </w:rPr>
         <w:drawing>
           <wp:inline distT="0" distB="0" distL="0" distR="0" wp14:anchorId="5E0B1523" wp14:editId="6A36B714">
@@ -11347,7 +11625,7 @@
         <w:rPr>
           <w:noProof/>
           <w:position w:val="-4"/>
-          <w:lang w:val="en-US"/>
+          <w:lang w:eastAsia="en-GB"/>
         </w:rPr>
         <w:drawing>
           <wp:inline distT="0" distB="0" distL="0" distR="0" wp14:anchorId="501A7286" wp14:editId="21A86CFA">
@@ -11434,14 +11712,14 @@
       <w:pPr>
         <w:pStyle w:val="Heading3"/>
       </w:pPr>
-      <w:bookmarkStart w:id="22" w:name="_Ref480145118"/>
-      <w:bookmarkStart w:id="23" w:name="_Toc494889497"/>
+      <w:bookmarkStart w:id="20" w:name="_Ref480145118"/>
+      <w:bookmarkStart w:id="21" w:name="_Toc494889497"/>
       <w:r>
         <w:lastRenderedPageBreak/>
         <w:t>Loading a game from an MSP definition file</w:t>
       </w:r>
-      <w:bookmarkEnd w:id="22"/>
-      <w:bookmarkEnd w:id="23"/>
+      <w:bookmarkEnd w:id="20"/>
+      <w:bookmarkEnd w:id="21"/>
     </w:p>
     <w:p>
       <w:r>
@@ -11537,7 +11815,7 @@
         <w:rPr>
           <w:noProof/>
           <w:position w:val="-4"/>
-          <w:lang w:val="en-US"/>
+          <w:lang w:eastAsia="en-GB"/>
         </w:rPr>
         <w:drawing>
           <wp:inline distT="0" distB="0" distL="0" distR="0" wp14:anchorId="556974AE" wp14:editId="49AE2A73">
@@ -11638,7 +11916,7 @@
         <w:rPr>
           <w:noProof/>
           <w:position w:val="-4"/>
-          <w:lang w:val="en-US"/>
+          <w:lang w:eastAsia="en-GB"/>
         </w:rPr>
         <w:drawing>
           <wp:inline distT="0" distB="0" distL="0" distR="0" wp14:anchorId="0E328E27" wp14:editId="2B9F6597">
@@ -11683,18 +11961,26 @@
         </w:drawing>
       </w:r>
       <w:r>
-        <w:t xml:space="preserve"> ). The XML file will be placed beside your model file.</w:t>
+        <w:t xml:space="preserve"> ). The XML file </w:t>
+      </w:r>
+      <w:proofErr w:type="gramStart"/>
+      <w:r>
+        <w:t>will be placed</w:t>
+      </w:r>
+      <w:proofErr w:type="gramEnd"/>
+      <w:r>
+        <w:t xml:space="preserve"> beside your model file.</w:t>
       </w:r>
     </w:p>
     <w:p>
       <w:pPr>
         <w:pStyle w:val="Heading2"/>
       </w:pPr>
-      <w:bookmarkStart w:id="24" w:name="_Toc494889498"/>
+      <w:bookmarkStart w:id="22" w:name="_Toc494889498"/>
       <w:r>
         <w:t>Configuring game settings</w:t>
       </w:r>
-      <w:bookmarkEnd w:id="24"/>
+      <w:bookmarkEnd w:id="22"/>
     </w:p>
     <w:p>
       <w:pPr>
@@ -11704,7 +11990,7 @@
       <w:r>
         <w:rPr>
           <w:noProof/>
-          <w:lang w:val="en-US"/>
+          <w:lang w:eastAsia="en-GB"/>
         </w:rPr>
         <w:drawing>
           <wp:inline distT="0" distB="0" distL="0" distR="0" wp14:anchorId="275D4C36" wp14:editId="5CACA4BF">
@@ -11768,19 +12054,58 @@
         <w:pStyle w:val="Caption"/>
         <w:framePr w:w="3391" w:h="4503" w:hRule="exact" w:hSpace="181" w:wrap="around" w:vAnchor="text" w:hAnchor="page" w:x="7007" w:yAlign="center"/>
       </w:pPr>
-      <w:bookmarkStart w:id="25" w:name="_Ref482460265"/>
-      <w:bookmarkStart w:id="26" w:name="_Toc494889537"/>
+      <w:bookmarkStart w:id="23" w:name="_Ref482460265"/>
+      <w:bookmarkStart w:id="24" w:name="_Toc494889537"/>
       <w:r>
         <w:t xml:space="preserve">Figure </w:t>
       </w:r>
+      <w:fldSimple w:instr=" SEQ Figure \* ARABIC ">
+        <w:r>
+          <w:rPr>
+            <w:noProof/>
+          </w:rPr>
+          <w:t>6</w:t>
+        </w:r>
+      </w:fldSimple>
+      <w:bookmarkEnd w:id="23"/>
+      <w:r>
+        <w:t xml:space="preserve"> – </w:t>
+      </w:r>
+      <w:r>
+        <w:t xml:space="preserve">The MSP tools section to configure </w:t>
+      </w:r>
+      <w:r>
+        <w:t xml:space="preserve">the run settings of a </w:t>
+      </w:r>
+      <w:r>
+        <w:t>game</w:t>
+      </w:r>
+      <w:r>
+        <w:t>, and to check whether the EwE and game setup may conflict with MSP game play.</w:t>
+      </w:r>
+      <w:bookmarkEnd w:id="24"/>
+    </w:p>
+    <w:p>
+      <w:pPr>
+        <w:keepNext/>
+      </w:pPr>
+      <w:r>
+        <w:t xml:space="preserve">The game settings section </w:t>
+      </w:r>
+      <w:r>
+        <w:t>(</w:t>
+      </w:r>
       <w:r>
         <w:fldChar w:fldCharType="begin"/>
       </w:r>
       <w:r>
-        <w:instrText xml:space="preserve"> SEQ Figure \* ARABIC </w:instrText>
+        <w:instrText xml:space="preserve"> REF _Ref482460265 \h </w:instrText>
       </w:r>
       <w:r>
         <w:fldChar w:fldCharType="separate"/>
+      </w:r>
+      <w:r>
+        <w:t xml:space="preserve">Figure </w:t>
       </w:r>
       <w:r>
         <w:rPr>
@@ -11789,384 +12114,353 @@
         <w:t>6</w:t>
       </w:r>
       <w:r>
+        <w:fldChar w:fldCharType="end"/>
+      </w:r>
+      <w:r>
+        <w:t xml:space="preserve">) </w:t>
+      </w:r>
+      <w:proofErr w:type="gramStart"/>
+      <w:r>
+        <w:t>is used</w:t>
+      </w:r>
+      <w:proofErr w:type="gramEnd"/>
+      <w:r>
+        <w:t xml:space="preserve"> to configure Ecospace model execution parameters specific for MSP game play, and provides a validation whether </w:t>
+      </w:r>
+      <w:r>
+        <w:t xml:space="preserve">unwanted </w:t>
+      </w:r>
+      <w:r>
+        <w:t xml:space="preserve">drivers are present in </w:t>
+      </w:r>
+      <w:r>
+        <w:t xml:space="preserve">Ecosim </w:t>
+      </w:r>
+      <w:r>
+        <w:t xml:space="preserve">and </w:t>
+      </w:r>
+      <w:r>
+        <w:t>Ecospace</w:t>
+      </w:r>
+      <w:r>
+        <w:t>.</w:t>
+      </w:r>
+    </w:p>
+    <w:p>
+      <w:pPr>
+        <w:pStyle w:val="Heading3"/>
+      </w:pPr>
+      <w:bookmarkStart w:id="25" w:name="_Toc494889499"/>
+      <w:r>
+        <w:t>Switching scenarios</w:t>
+      </w:r>
+      <w:bookmarkEnd w:id="25"/>
+    </w:p>
+    <w:p>
+      <w:r>
+        <w:t xml:space="preserve">The ‘Use current scenario’ button </w:t>
+      </w:r>
+      <w:proofErr w:type="gramStart"/>
+      <w:r>
+        <w:t>will be enabled</w:t>
+      </w:r>
+      <w:proofErr w:type="gramEnd"/>
+      <w:r>
+        <w:t xml:space="preserve"> if the current game is linked to an Ecospace scenario that is not currently loaded. Click this button to have the game use the currently loaded scenario.</w:t>
+      </w:r>
+    </w:p>
+    <w:p>
+      <w:pPr>
+        <w:pStyle w:val="Heading3"/>
+      </w:pPr>
+      <w:bookmarkStart w:id="26" w:name="_Toc494889500"/>
+      <w:r>
+        <w:t>Spin-up</w:t>
+      </w:r>
+      <w:r>
+        <w:t xml:space="preserve"> years</w:t>
+      </w:r>
+      <w:bookmarkEnd w:id="26"/>
+    </w:p>
+    <w:p>
+      <w:r>
+        <w:t xml:space="preserve">The spin-up period or burn-in period is an Ecospace stabilization period, during which Ecospace dynamics stabilize before the model can start producing output. </w:t>
+      </w:r>
+      <w:r>
+        <w:t>MSP needs a</w:t>
+      </w:r>
+      <w:r>
+        <w:t xml:space="preserve"> spin-up period </w:t>
+      </w:r>
+      <w:r>
+        <w:t xml:space="preserve">if </w:t>
+      </w:r>
+      <w:r>
+        <w:t>Ecospace</w:t>
+      </w:r>
+      <w:r>
+        <w:t>,</w:t>
+      </w:r>
+      <w:r>
+        <w:t xml:space="preserve"> launched with MSP starting conditions</w:t>
+      </w:r>
+      <w:r>
+        <w:t>,</w:t>
+      </w:r>
+      <w:r>
+        <w:t xml:space="preserve"> </w:t>
+      </w:r>
+      <w:r>
+        <w:t xml:space="preserve">shows significant biomass fluctuations. </w:t>
+      </w:r>
+      <w:r>
+        <w:t xml:space="preserve">The ecology should be stable </w:t>
+      </w:r>
+      <w:r>
+        <w:t xml:space="preserve">without </w:t>
+      </w:r>
+      <w:r>
+        <w:t>player actions</w:t>
+      </w:r>
+      <w:r>
+        <w:t>.</w:t>
+      </w:r>
+    </w:p>
+    <w:p>
+      <w:r>
+        <w:t xml:space="preserve">The length of the spin-up period (in years) </w:t>
+      </w:r>
+      <w:r>
+        <w:t xml:space="preserve">depends </w:t>
+      </w:r>
+      <w:r>
+        <w:t xml:space="preserve">on the length of time (in years) it takes for Ecospace to reach stable dynamics with MSP starting conditions. </w:t>
+      </w:r>
+      <w:r>
+        <w:t>When the MSP framework launches EwE, Ecospace execute</w:t>
+      </w:r>
+      <w:r>
+        <w:t>s</w:t>
+      </w:r>
+      <w:r>
+        <w:t xml:space="preserve"> this spin-up period before model time stepping can begin. </w:t>
+      </w:r>
+    </w:p>
+    <w:p>
+      <w:pPr>
+        <w:pStyle w:val="Note"/>
+      </w:pPr>
+      <w:r>
+        <w:t>Use the shortest spin-up period necessary to reach stable Ecospace dynamics with MSP start-up conditions in place.</w:t>
+      </w:r>
+    </w:p>
+    <w:p>
+      <w:pPr>
+        <w:pStyle w:val="Heading3"/>
+      </w:pPr>
+      <w:bookmarkStart w:id="27" w:name="_Toc494889501"/>
+      <w:r>
+        <w:lastRenderedPageBreak/>
+        <w:t xml:space="preserve">Run </w:t>
+      </w:r>
+      <w:r>
+        <w:t>years</w:t>
+      </w:r>
+      <w:bookmarkEnd w:id="27"/>
+    </w:p>
+    <w:p>
+      <w:r>
+        <w:t xml:space="preserve">Each MSP game play runs for a finite number of years. The Ecospace run length (in years) should be long enough to accommodate a MSP game play session. The default value is 1000 </w:t>
+      </w:r>
+      <w:r>
+        <w:t>years, which</w:t>
+      </w:r>
+      <w:r>
+        <w:t xml:space="preserve"> should be enough under most circumstances, but hey, you never know.</w:t>
+      </w:r>
+    </w:p>
+    <w:p>
+      <w:pPr>
+        <w:pStyle w:val="Heading3"/>
+      </w:pPr>
+      <w:bookmarkStart w:id="28" w:name="_Ref480205956"/>
+      <w:bookmarkStart w:id="29" w:name="_Ref494281866"/>
+      <w:bookmarkStart w:id="30" w:name="_Toc494889502"/>
+      <w:r>
+        <w:t>MPA closure</w:t>
+      </w:r>
+      <w:bookmarkEnd w:id="28"/>
+      <w:r>
+        <w:t xml:space="preserve"> </w:t>
+      </w:r>
+      <w:r>
+        <w:t>threshold</w:t>
+      </w:r>
+      <w:bookmarkEnd w:id="29"/>
+      <w:bookmarkEnd w:id="30"/>
+    </w:p>
+    <w:p>
+      <w:r>
+        <w:t xml:space="preserve">Ecospace Marine Protected Area cells are either open or closed to fishing. Ecospace does not support partial closure of a cell to fishing. MSP protection layers will deliver cell area fractions covered by protection. By default, </w:t>
+      </w:r>
+      <w:r>
+        <w:t xml:space="preserve">there is no fishing </w:t>
+      </w:r>
+      <w:r>
+        <w:t>when a protection measure covers up 25% or more of a cell</w:t>
+      </w:r>
+      <w:r>
+        <w:t xml:space="preserve">, but this threshold </w:t>
+      </w:r>
+      <w:proofErr w:type="gramStart"/>
+      <w:r>
+        <w:t>can be changed</w:t>
+      </w:r>
+      <w:proofErr w:type="gramEnd"/>
+      <w:r>
+        <w:t>.</w:t>
+      </w:r>
+    </w:p>
+    <w:p>
+      <w:pPr>
+        <w:pStyle w:val="Heading3"/>
+      </w:pPr>
+      <w:bookmarkStart w:id="31" w:name="_Toc494889503"/>
+      <w:r>
+        <w:t>Ecospace diversity indicator calculations</w:t>
+      </w:r>
+      <w:bookmarkEnd w:id="31"/>
+    </w:p>
+    <w:p>
+      <w:r>
+        <w:t xml:space="preserve">This option, which is off by default, instructs Ecospace to calculate the </w:t>
+      </w:r>
+      <w:r>
+        <w:t xml:space="preserve">Kempton Q </w:t>
+      </w:r>
+      <w:r>
+        <w:t>and</w:t>
+      </w:r>
+      <w:r>
+        <w:t xml:space="preserve"> Shannon Diversity Indicator</w:t>
+      </w:r>
+      <w:r>
+        <w:t xml:space="preserve">. These calculations are costly in terms of performance. </w:t>
+      </w:r>
+    </w:p>
+    <w:p>
+      <w:pPr>
+        <w:pStyle w:val="Note"/>
+      </w:pPr>
+      <w:r>
+        <w:t>O</w:t>
+      </w:r>
+      <w:r>
+        <w:t>nly enable this option i</w:t>
+      </w:r>
+      <w:r>
+        <w:t>f a</w:t>
+      </w:r>
+      <w:r>
+        <w:t xml:space="preserve"> MSP game </w:t>
+      </w:r>
+      <w:r>
+        <w:t xml:space="preserve">requires the display of </w:t>
+      </w:r>
+      <w:r>
+        <w:t>biodiversity indicators</w:t>
+      </w:r>
+      <w:r>
+        <w:t>.</w:t>
+      </w:r>
+    </w:p>
+    <w:p>
+      <w:pPr>
+        <w:pStyle w:val="Heading3"/>
+      </w:pPr>
+      <w:bookmarkStart w:id="32" w:name="_Toc494889504"/>
+      <w:r>
+        <w:t>V</w:t>
+      </w:r>
+      <w:r>
+        <w:t>alidation</w:t>
+      </w:r>
+      <w:bookmarkEnd w:id="32"/>
+    </w:p>
+    <w:p>
+      <w:r>
+        <w:t>The validation section shows alerts if EwE and game settings will cause problems for MSP game play:</w:t>
+      </w:r>
+      <w:r>
+        <w:t xml:space="preserve"> </w:t>
+      </w:r>
+      <w:r>
+        <w:t>a</w:t>
+      </w:r>
+      <w:r>
+        <w:t xml:space="preserve"> game name </w:t>
+      </w:r>
+      <w:r>
+        <w:t xml:space="preserve">must </w:t>
+      </w:r>
+      <w:r>
+        <w:t>be uniq</w:t>
+      </w:r>
+      <w:r>
+        <w:t xml:space="preserve">ue, and Ecosim and Ecospace may not contain </w:t>
+      </w:r>
+      <w:r>
+        <w:t xml:space="preserve">temporal </w:t>
+      </w:r>
+      <w:r>
+        <w:t xml:space="preserve">forcing </w:t>
+      </w:r>
+      <w:r>
+        <w:t>patterns</w:t>
+      </w:r>
+      <w:r>
+        <w:t>.</w:t>
+      </w:r>
+    </w:p>
+    <w:p>
+      <w:pPr>
+        <w:pStyle w:val="Note"/>
+      </w:pPr>
+      <w:r>
+        <w:t>F</w:t>
+      </w:r>
+      <w:r>
+        <w:t xml:space="preserve">ix </w:t>
+      </w:r>
+      <w:r>
+        <w:t xml:space="preserve">all warnings in the validation section prior to </w:t>
+      </w:r>
+      <w:r>
+        <w:t>delivering</w:t>
+      </w:r>
+      <w:r>
+        <w:t xml:space="preserve"> a model for game play.</w:t>
+      </w:r>
+    </w:p>
+    <w:p>
+      <w:pPr>
+        <w:pStyle w:val="Heading2"/>
+      </w:pPr>
+      <w:bookmarkStart w:id="33" w:name="_Toc494889505"/>
+      <w:r>
+        <w:t>Game information</w:t>
+      </w:r>
+      <w:bookmarkEnd w:id="33"/>
+    </w:p>
+    <w:p>
+      <w:pPr>
+        <w:keepNext/>
+        <w:framePr w:w="4473" w:h="2671" w:hRule="exact" w:hSpace="181" w:wrap="around" w:vAnchor="text" w:hAnchor="page" w:x="5940" w:y="8"/>
+      </w:pPr>
+      <w:r>
         <w:rPr>
           <w:noProof/>
-        </w:rPr>
-        <w:fldChar w:fldCharType="end"/>
-      </w:r>
-      <w:bookmarkEnd w:id="25"/>
-      <w:r>
-        <w:t xml:space="preserve"> – </w:t>
-      </w:r>
-      <w:r>
-        <w:t xml:space="preserve">The MSP tools section to configure </w:t>
-      </w:r>
-      <w:r>
-        <w:t xml:space="preserve">the run settings of a </w:t>
-      </w:r>
-      <w:r>
-        <w:t>game</w:t>
-      </w:r>
-      <w:r>
-        <w:t>, and to check whether the EwE and game setup may conflict with MSP game play.</w:t>
-      </w:r>
-      <w:bookmarkEnd w:id="26"/>
-    </w:p>
-    <w:p>
-      <w:pPr>
-        <w:keepNext/>
-      </w:pPr>
-      <w:r>
-        <w:t xml:space="preserve">The game settings section </w:t>
-      </w:r>
-      <w:r>
-        <w:t>(</w:t>
-      </w:r>
-      <w:r>
-        <w:fldChar w:fldCharType="begin"/>
-      </w:r>
-      <w:r>
-        <w:instrText xml:space="preserve"> REF _Ref482460265 \h </w:instrText>
-      </w:r>
-      <w:r>
-        <w:fldChar w:fldCharType="separate"/>
-      </w:r>
-      <w:r>
-        <w:t xml:space="preserve">Figure </w:t>
-      </w:r>
-      <w:r>
-        <w:rPr>
-          <w:noProof/>
-        </w:rPr>
-        <w:t>6</w:t>
-      </w:r>
-      <w:r>
-        <w:fldChar w:fldCharType="end"/>
-      </w:r>
-      <w:r>
-        <w:t xml:space="preserve">) </w:t>
-      </w:r>
-      <w:r>
-        <w:t xml:space="preserve">is used to configure Ecospace model execution parameters specific for MSP game play, and provides a validation whether </w:t>
-      </w:r>
-      <w:r>
-        <w:t xml:space="preserve">unwanted </w:t>
-      </w:r>
-      <w:r>
-        <w:t xml:space="preserve">drivers are present in </w:t>
-      </w:r>
-      <w:r>
-        <w:t xml:space="preserve">Ecosim </w:t>
-      </w:r>
-      <w:r>
-        <w:t xml:space="preserve">and </w:t>
-      </w:r>
-      <w:r>
-        <w:t>Ecospace</w:t>
-      </w:r>
-      <w:r>
-        <w:t>.</w:t>
-      </w:r>
-    </w:p>
-    <w:p>
-      <w:pPr>
-        <w:pStyle w:val="Heading3"/>
-      </w:pPr>
-      <w:bookmarkStart w:id="27" w:name="_Toc494889499"/>
-      <w:r>
-        <w:t>Switching scenarios</w:t>
-      </w:r>
-      <w:bookmarkEnd w:id="27"/>
-    </w:p>
-    <w:p>
-      <w:r>
-        <w:t>The ‘Use current scenario’ button will be enabled if the current game is linked to an Ecospace scenario that is not currently loaded. Click this button to have the game use the currently loaded scenario.</w:t>
-      </w:r>
-    </w:p>
-    <w:p>
-      <w:pPr>
-        <w:pStyle w:val="Heading3"/>
-      </w:pPr>
-      <w:bookmarkStart w:id="28" w:name="_Toc494889500"/>
-      <w:r>
-        <w:t>Spin-up</w:t>
-      </w:r>
-      <w:r>
-        <w:t xml:space="preserve"> years</w:t>
-      </w:r>
-      <w:bookmarkEnd w:id="28"/>
-    </w:p>
-    <w:p>
-      <w:r>
-        <w:t xml:space="preserve">The spin-up period or burn-in period is an Ecospace stabilization period, during which Ecospace dynamics stabilize before the model can start producing output. </w:t>
-      </w:r>
-      <w:r>
-        <w:t>MSP needs a</w:t>
-      </w:r>
-      <w:r>
-        <w:t xml:space="preserve"> spin-up period </w:t>
-      </w:r>
-      <w:r>
-        <w:t xml:space="preserve">if </w:t>
-      </w:r>
-      <w:r>
-        <w:t>Ecospace</w:t>
-      </w:r>
-      <w:r>
-        <w:t>,</w:t>
-      </w:r>
-      <w:r>
-        <w:t xml:space="preserve"> launched with MSP starting conditions</w:t>
-      </w:r>
-      <w:r>
-        <w:t>,</w:t>
-      </w:r>
-      <w:r>
-        <w:t xml:space="preserve"> </w:t>
-      </w:r>
-      <w:r>
-        <w:t xml:space="preserve">shows significant biomass fluctuations. </w:t>
-      </w:r>
-      <w:r>
-        <w:t xml:space="preserve">The ecology should be stable </w:t>
-      </w:r>
-      <w:r>
-        <w:t xml:space="preserve">without </w:t>
-      </w:r>
-      <w:r>
-        <w:t>player actions</w:t>
-      </w:r>
-      <w:r>
-        <w:t>.</w:t>
-      </w:r>
-    </w:p>
-    <w:p>
-      <w:r>
-        <w:t xml:space="preserve">The length of the spin-up period (in years) </w:t>
-      </w:r>
-      <w:r>
-        <w:t xml:space="preserve">depends </w:t>
-      </w:r>
-      <w:r>
-        <w:t xml:space="preserve">on the length of time (in years) it takes for Ecospace to reach stable dynamics with MSP starting conditions. </w:t>
-      </w:r>
-      <w:r>
-        <w:t>When the MSP framework launches EwE, Ecospace execute</w:t>
-      </w:r>
-      <w:r>
-        <w:t>s</w:t>
-      </w:r>
-      <w:r>
-        <w:t xml:space="preserve"> this spin-up period before model time stepping can begin. </w:t>
-      </w:r>
-    </w:p>
-    <w:p>
-      <w:pPr>
-        <w:pStyle w:val="Note"/>
-      </w:pPr>
-      <w:r>
-        <w:t>Use the shortest spin-up period necessary to reach stable Ecospace dynamics with MSP start-up conditions in place.</w:t>
-      </w:r>
-    </w:p>
-    <w:p>
-      <w:pPr>
-        <w:pStyle w:val="Heading3"/>
-      </w:pPr>
-      <w:bookmarkStart w:id="29" w:name="_Toc494889501"/>
-      <w:r>
-        <w:lastRenderedPageBreak/>
-        <w:t xml:space="preserve">Run </w:t>
-      </w:r>
-      <w:r>
-        <w:t>years</w:t>
-      </w:r>
-      <w:bookmarkEnd w:id="29"/>
-    </w:p>
-    <w:p>
-      <w:r>
-        <w:t xml:space="preserve">Each MSP game play runs for a finite number of years. The Ecospace run length (in years) should be long enough to accommodate a MSP game play session. The default value is 1000 </w:t>
-      </w:r>
-      <w:r>
-        <w:t>years, which</w:t>
-      </w:r>
-      <w:r>
-        <w:t xml:space="preserve"> should be enough under most circumstances, but hey, you never know.</w:t>
-      </w:r>
-    </w:p>
-    <w:p>
-      <w:pPr>
-        <w:pStyle w:val="Heading3"/>
-      </w:pPr>
-      <w:bookmarkStart w:id="30" w:name="_Ref480205956"/>
-      <w:bookmarkStart w:id="31" w:name="_Ref494281866"/>
-      <w:bookmarkStart w:id="32" w:name="_Toc494889502"/>
-      <w:r>
-        <w:t>MPA closure</w:t>
-      </w:r>
-      <w:bookmarkEnd w:id="30"/>
-      <w:r>
-        <w:t xml:space="preserve"> </w:t>
-      </w:r>
-      <w:r>
-        <w:t>threshold</w:t>
-      </w:r>
-      <w:bookmarkEnd w:id="31"/>
-      <w:bookmarkEnd w:id="32"/>
-    </w:p>
-    <w:p>
-      <w:r>
-        <w:t xml:space="preserve">Ecospace Marine Protected Area cells are either open or closed to fishing. Ecospace does not support partial closure of a cell to fishing. MSP protection layers will deliver cell area fractions covered by protection. By default, </w:t>
-      </w:r>
-      <w:r>
-        <w:t xml:space="preserve">there is no fishing </w:t>
-      </w:r>
-      <w:r>
-        <w:t>when a protection measure covers up 25% or more of a cell</w:t>
-      </w:r>
-      <w:r>
-        <w:t>, but this threshold can be changed.</w:t>
-      </w:r>
-    </w:p>
-    <w:p>
-      <w:pPr>
-        <w:pStyle w:val="Heading3"/>
-      </w:pPr>
-      <w:bookmarkStart w:id="33" w:name="_Toc494889503"/>
-      <w:r>
-        <w:t>Ecospace diversity indicator calculations</w:t>
-      </w:r>
-      <w:bookmarkEnd w:id="33"/>
-    </w:p>
-    <w:p>
-      <w:r>
-        <w:t xml:space="preserve">This option, which is off by default, instructs Ecospace to calculate the </w:t>
-      </w:r>
-      <w:r>
-        <w:t xml:space="preserve">Kempton Q </w:t>
-      </w:r>
-      <w:r>
-        <w:t>and</w:t>
-      </w:r>
-      <w:r>
-        <w:t xml:space="preserve"> Shannon Diversity Indicator</w:t>
-      </w:r>
-      <w:r>
-        <w:t xml:space="preserve">. These calculations are costly in terms of performance. </w:t>
-      </w:r>
-    </w:p>
-    <w:p>
-      <w:pPr>
-        <w:pStyle w:val="Note"/>
-      </w:pPr>
-      <w:r>
-        <w:t>O</w:t>
-      </w:r>
-      <w:r>
-        <w:t>nly enable this option i</w:t>
-      </w:r>
-      <w:r>
-        <w:t>f a</w:t>
-      </w:r>
-      <w:r>
-        <w:t xml:space="preserve"> MSP game </w:t>
-      </w:r>
-      <w:r>
-        <w:t xml:space="preserve">requires the display of </w:t>
-      </w:r>
-      <w:r>
-        <w:t>biodiversity indicators</w:t>
-      </w:r>
-      <w:r>
-        <w:t>.</w:t>
-      </w:r>
-    </w:p>
-    <w:p>
-      <w:pPr>
-        <w:pStyle w:val="Heading3"/>
-      </w:pPr>
-      <w:bookmarkStart w:id="34" w:name="_Toc494889504"/>
-      <w:r>
-        <w:t>V</w:t>
-      </w:r>
-      <w:r>
-        <w:t>alidation</w:t>
-      </w:r>
-      <w:bookmarkEnd w:id="34"/>
-    </w:p>
-    <w:p>
-      <w:r>
-        <w:t>The validation section shows alerts if EwE and game settings will cause problems for MSP game play:</w:t>
-      </w:r>
-      <w:r>
-        <w:t xml:space="preserve"> </w:t>
-      </w:r>
-      <w:r>
-        <w:t>a</w:t>
-      </w:r>
-      <w:r>
-        <w:t xml:space="preserve"> game name </w:t>
-      </w:r>
-      <w:r>
-        <w:t xml:space="preserve">must </w:t>
-      </w:r>
-      <w:r>
-        <w:t>be uniq</w:t>
-      </w:r>
-      <w:r>
-        <w:t xml:space="preserve">ue, and Ecosim and Ecospace may not contain </w:t>
-      </w:r>
-      <w:r>
-        <w:t xml:space="preserve">temporal </w:t>
-      </w:r>
-      <w:r>
-        <w:t xml:space="preserve">forcing </w:t>
-      </w:r>
-      <w:r>
-        <w:t>patterns</w:t>
-      </w:r>
-      <w:r>
-        <w:t>.</w:t>
-      </w:r>
-    </w:p>
-    <w:p>
-      <w:pPr>
-        <w:pStyle w:val="Note"/>
-      </w:pPr>
-      <w:r>
-        <w:t>F</w:t>
-      </w:r>
-      <w:r>
-        <w:t xml:space="preserve">ix </w:t>
-      </w:r>
-      <w:r>
-        <w:t xml:space="preserve">all warnings in the validation section prior to </w:t>
-      </w:r>
-      <w:r>
-        <w:t>delivering</w:t>
-      </w:r>
-      <w:r>
-        <w:t xml:space="preserve"> a model for game play.</w:t>
-      </w:r>
-    </w:p>
-    <w:p>
-      <w:pPr>
-        <w:pStyle w:val="Heading2"/>
-      </w:pPr>
-      <w:bookmarkStart w:id="35" w:name="_Toc494889505"/>
-      <w:r>
-        <w:t>Game information</w:t>
-      </w:r>
-      <w:bookmarkEnd w:id="35"/>
-    </w:p>
-    <w:p>
-      <w:pPr>
-        <w:keepNext/>
-        <w:framePr w:w="4473" w:h="2671" w:hRule="exact" w:hSpace="181" w:wrap="around" w:vAnchor="text" w:hAnchor="page" w:x="5940" w:y="8"/>
-      </w:pPr>
-      <w:r>
-        <w:rPr>
-          <w:noProof/>
-          <w:lang w:val="en-US"/>
+          <w:lang w:eastAsia="en-GB"/>
         </w:rPr>
         <w:drawing>
           <wp:inline distT="0" distB="0" distL="0" distR="0" wp14:anchorId="7C3624CD" wp14:editId="4C3EF2C5">
@@ -12231,19 +12525,51 @@
           <w:lang w:eastAsia="en-GB"/>
         </w:rPr>
       </w:pPr>
-      <w:bookmarkStart w:id="36" w:name="_Ref484097215"/>
-      <w:bookmarkStart w:id="37" w:name="_Toc494889538"/>
+      <w:bookmarkStart w:id="34" w:name="_Ref484097215"/>
+      <w:bookmarkStart w:id="35" w:name="_Toc494889538"/>
       <w:r>
         <w:t xml:space="preserve">Figure </w:t>
       </w:r>
+      <w:fldSimple w:instr=" SEQ Figure \* ARABIC ">
+        <w:r>
+          <w:rPr>
+            <w:noProof/>
+          </w:rPr>
+          <w:t>7</w:t>
+        </w:r>
+      </w:fldSimple>
+      <w:bookmarkEnd w:id="34"/>
+      <w:r>
+        <w:t xml:space="preserve"> – The MSP tools game information section, where version and authorship data </w:t>
+      </w:r>
+      <w:proofErr w:type="gramStart"/>
+      <w:r>
+        <w:t>are entered</w:t>
+      </w:r>
+      <w:proofErr w:type="gramEnd"/>
+      <w:r>
+        <w:t>.</w:t>
+      </w:r>
+      <w:bookmarkEnd w:id="35"/>
+    </w:p>
+    <w:p>
+      <w:pPr>
+        <w:keepNext/>
+      </w:pPr>
+      <w:r>
+        <w:t>The section (</w:t>
+      </w:r>
       <w:r>
         <w:fldChar w:fldCharType="begin"/>
       </w:r>
       <w:r>
-        <w:instrText xml:space="preserve"> SEQ Figure \* ARABIC </w:instrText>
+        <w:instrText xml:space="preserve"> REF _Ref484097215 \h </w:instrText>
       </w:r>
       <w:r>
         <w:fldChar w:fldCharType="separate"/>
+      </w:r>
+      <w:r>
+        <w:t xml:space="preserve">Figure </w:t>
       </w:r>
       <w:r>
         <w:rPr>
@@ -12252,297 +12578,268 @@
         <w:t>7</w:t>
       </w:r>
       <w:r>
+        <w:fldChar w:fldCharType="end"/>
+      </w:r>
+      <w:r>
+        <w:t xml:space="preserve">) </w:t>
+      </w:r>
+      <w:r>
+        <w:t xml:space="preserve">contains game metadata </w:t>
+      </w:r>
+      <w:r>
+        <w:t xml:space="preserve">such as version, </w:t>
+      </w:r>
+      <w:r>
+        <w:t>authorship,</w:t>
+      </w:r>
+      <w:r>
+        <w:t xml:space="preserve"> and contact</w:t>
+      </w:r>
+      <w:r>
+        <w:t xml:space="preserve"> info</w:t>
+      </w:r>
+      <w:r>
+        <w:t>.</w:t>
+      </w:r>
+    </w:p>
+    <w:p>
+      <w:pPr>
+        <w:pStyle w:val="Heading3"/>
+      </w:pPr>
+      <w:bookmarkStart w:id="36" w:name="_Toc494889506"/>
+      <w:r>
+        <w:t>Game version</w:t>
+      </w:r>
+      <w:bookmarkEnd w:id="36"/>
+    </w:p>
+    <w:p>
+      <w:r>
+        <w:t xml:space="preserve">Each game must have a brief version descriptor </w:t>
+      </w:r>
+      <w:r>
+        <w:t>that uniquely identifies</w:t>
+      </w:r>
+      <w:r>
+        <w:t xml:space="preserve"> </w:t>
+      </w:r>
+      <w:r>
+        <w:t xml:space="preserve">a </w:t>
+      </w:r>
+      <w:r>
+        <w:t xml:space="preserve">game </w:t>
+      </w:r>
+      <w:r>
+        <w:t>version</w:t>
+      </w:r>
+      <w:r>
+        <w:t>.</w:t>
+      </w:r>
+    </w:p>
+    <w:p>
+      <w:r>
+        <w:t xml:space="preserve">Although the </w:t>
+      </w:r>
+      <w:r>
+        <w:t>MSP game does not use this information</w:t>
+      </w:r>
+      <w:r>
+        <w:t xml:space="preserve">, MSP </w:t>
+      </w:r>
+      <w:r>
+        <w:t xml:space="preserve">developers can </w:t>
+      </w:r>
+      <w:r>
+        <w:t>tell you which of your versions is running on their server</w:t>
+      </w:r>
+      <w:r>
+        <w:t xml:space="preserve">. </w:t>
+      </w:r>
+      <w:r>
+        <w:t>Sometimes an older file ends up on the game server, and without proper game versioning, you would never have known.</w:t>
+      </w:r>
+    </w:p>
+    <w:p>
+      <w:pPr>
+        <w:pStyle w:val="Note"/>
+      </w:pPr>
+      <w:r>
+        <w:t>Diligently k</w:t>
+      </w:r>
+      <w:r>
+        <w:t xml:space="preserve">eep a log of model versions, and </w:t>
+      </w:r>
+      <w:r>
+        <w:t xml:space="preserve">update </w:t>
+      </w:r>
+      <w:r>
+        <w:t xml:space="preserve">version information when </w:t>
+      </w:r>
+      <w:r>
+        <w:t xml:space="preserve">a game has </w:t>
+      </w:r>
+      <w:r>
+        <w:t xml:space="preserve">changed. </w:t>
+      </w:r>
+    </w:p>
+    <w:p>
+      <w:pPr>
+        <w:pStyle w:val="Heading3"/>
+      </w:pPr>
+      <w:bookmarkStart w:id="37" w:name="_Toc494889507"/>
+      <w:r>
+        <w:t>Author</w:t>
+      </w:r>
+      <w:bookmarkEnd w:id="37"/>
+    </w:p>
+    <w:p>
+      <w:r>
+        <w:t xml:space="preserve">Enter your </w:t>
+      </w:r>
+      <w:r>
+        <w:t>name here. This information is optional</w:t>
+      </w:r>
+      <w:r>
+        <w:t xml:space="preserve">, and is limited to </w:t>
+      </w:r>
+      <w:r>
+        <w:t>128</w:t>
+      </w:r>
+      <w:r>
+        <w:t xml:space="preserve"> characters</w:t>
+      </w:r>
+    </w:p>
+    <w:p>
+      <w:pPr>
+        <w:pStyle w:val="Heading3"/>
+      </w:pPr>
+      <w:bookmarkStart w:id="38" w:name="_Toc494889508"/>
+      <w:r>
+        <w:t>Contact</w:t>
+      </w:r>
+      <w:bookmarkEnd w:id="38"/>
+    </w:p>
+    <w:p>
+      <w:r>
+        <w:t>Enter your contact information (</w:t>
+      </w:r>
+      <w:r>
+        <w:t xml:space="preserve">email address, phone number, social network </w:t>
+      </w:r>
+      <w:r>
+        <w:t xml:space="preserve">ID, </w:t>
+      </w:r>
+      <w:proofErr w:type="spellStart"/>
+      <w:r>
+        <w:t>etc</w:t>
+      </w:r>
+      <w:proofErr w:type="spellEnd"/>
+      <w:r>
+        <w:t>) here</w:t>
+      </w:r>
+      <w:r>
+        <w:t>. This information is optional</w:t>
+      </w:r>
+      <w:r>
+        <w:t xml:space="preserve">, and is limited to </w:t>
+      </w:r>
+      <w:r>
+        <w:t>200</w:t>
+      </w:r>
+      <w:r>
+        <w:t xml:space="preserve"> characters</w:t>
+      </w:r>
+      <w:r>
+        <w:t>.</w:t>
+      </w:r>
+    </w:p>
+    <w:p>
+      <w:pPr>
+        <w:pStyle w:val="Heading3"/>
+      </w:pPr>
+      <w:bookmarkStart w:id="39" w:name="_Toc494889509"/>
+      <w:r>
+        <w:lastRenderedPageBreak/>
+        <w:t>Description</w:t>
+      </w:r>
+      <w:bookmarkEnd w:id="39"/>
+    </w:p>
+    <w:p>
+      <w:r>
+        <w:t xml:space="preserve">Enter </w:t>
+      </w:r>
+      <w:r>
+        <w:t xml:space="preserve">a </w:t>
+      </w:r>
+      <w:r>
+        <w:t xml:space="preserve">brief summary </w:t>
+      </w:r>
+      <w:r>
+        <w:t>of the game</w:t>
+      </w:r>
+      <w:r>
+        <w:t xml:space="preserve"> setup </w:t>
+      </w:r>
+      <w:r>
+        <w:t>here (</w:t>
+      </w:r>
+      <w:r>
+        <w:t xml:space="preserve">its </w:t>
+      </w:r>
+      <w:r>
+        <w:t xml:space="preserve">strengths and </w:t>
+      </w:r>
+      <w:r>
+        <w:t>weaknesses</w:t>
+      </w:r>
+      <w:r>
+        <w:t xml:space="preserve">, foreseen improvements, </w:t>
+      </w:r>
+      <w:r>
+        <w:t>models</w:t>
+      </w:r>
+      <w:r>
+        <w:t xml:space="preserve">, </w:t>
+      </w:r>
+      <w:r>
+        <w:t xml:space="preserve">publications, </w:t>
+      </w:r>
+      <w:r>
+        <w:t>etc.</w:t>
+      </w:r>
+      <w:r>
+        <w:t xml:space="preserve">) This information is optional, and </w:t>
+      </w:r>
+      <w:r>
+        <w:t xml:space="preserve">is limited to </w:t>
+      </w:r>
+      <w:r>
+        <w:t>2000</w:t>
+      </w:r>
+      <w:r>
+        <w:t xml:space="preserve"> characters.</w:t>
+      </w:r>
+    </w:p>
+    <w:p>
+      <w:pPr>
+        <w:pStyle w:val="Heading2"/>
+      </w:pPr>
+      <w:bookmarkStart w:id="40" w:name="_Ref483566826"/>
+      <w:bookmarkStart w:id="41" w:name="_Toc494889510"/>
+      <w:r>
+        <w:t>Configuring pressures</w:t>
+      </w:r>
+      <w:bookmarkEnd w:id="40"/>
+      <w:bookmarkEnd w:id="41"/>
+    </w:p>
+    <w:p>
+      <w:pPr>
+        <w:keepNext/>
+        <w:framePr w:w="6513" w:h="4996" w:hRule="exact" w:hSpace="181" w:wrap="around" w:vAnchor="text" w:hAnchor="page" w:x="3900" w:y="1"/>
+      </w:pPr>
+      <w:r>
         <w:rPr>
           <w:noProof/>
-        </w:rPr>
-        <w:fldChar w:fldCharType="end"/>
-      </w:r>
-      <w:bookmarkEnd w:id="36"/>
-      <w:r>
-        <w:t xml:space="preserve"> – The MSP tools game information section, where version and authorship data are entered.</w:t>
-      </w:r>
-      <w:bookmarkEnd w:id="37"/>
-    </w:p>
-    <w:p>
-      <w:pPr>
-        <w:keepNext/>
-      </w:pPr>
-      <w:r>
-        <w:t>The section (</w:t>
-      </w:r>
-      <w:r>
-        <w:fldChar w:fldCharType="begin"/>
-      </w:r>
-      <w:r>
-        <w:instrText xml:space="preserve"> REF _Ref484097215 \h </w:instrText>
-      </w:r>
-      <w:r>
-        <w:fldChar w:fldCharType="separate"/>
-      </w:r>
-      <w:r>
-        <w:t xml:space="preserve">Figure </w:t>
-      </w:r>
-      <w:r>
-        <w:rPr>
-          <w:noProof/>
-        </w:rPr>
-        <w:t>7</w:t>
-      </w:r>
-      <w:r>
-        <w:fldChar w:fldCharType="end"/>
-      </w:r>
-      <w:r>
-        <w:t xml:space="preserve">) </w:t>
-      </w:r>
-      <w:r>
-        <w:t xml:space="preserve">contains game metadata </w:t>
-      </w:r>
-      <w:r>
-        <w:t xml:space="preserve">such as version, </w:t>
-      </w:r>
-      <w:r>
-        <w:t>authorship,</w:t>
-      </w:r>
-      <w:r>
-        <w:t xml:space="preserve"> and contact</w:t>
-      </w:r>
-      <w:r>
-        <w:t xml:space="preserve"> info</w:t>
-      </w:r>
-      <w:r>
-        <w:t>.</w:t>
-      </w:r>
-    </w:p>
-    <w:p>
-      <w:pPr>
-        <w:pStyle w:val="Heading3"/>
-      </w:pPr>
-      <w:bookmarkStart w:id="38" w:name="_Toc494889506"/>
-      <w:r>
-        <w:t>Game version</w:t>
-      </w:r>
-      <w:bookmarkEnd w:id="38"/>
-    </w:p>
-    <w:p>
-      <w:r>
-        <w:t xml:space="preserve">Each game must have a brief version descriptor </w:t>
-      </w:r>
-      <w:r>
-        <w:t>that uniquely identifies</w:t>
-      </w:r>
-      <w:r>
-        <w:t xml:space="preserve"> </w:t>
-      </w:r>
-      <w:r>
-        <w:t xml:space="preserve">a </w:t>
-      </w:r>
-      <w:r>
-        <w:t xml:space="preserve">game </w:t>
-      </w:r>
-      <w:r>
-        <w:t>version</w:t>
-      </w:r>
-      <w:r>
-        <w:t>.</w:t>
-      </w:r>
-    </w:p>
-    <w:p>
-      <w:r>
-        <w:t xml:space="preserve">Although the </w:t>
-      </w:r>
-      <w:r>
-        <w:t>MSP game does not use this information</w:t>
-      </w:r>
-      <w:r>
-        <w:t xml:space="preserve">, MSP </w:t>
-      </w:r>
-      <w:r>
-        <w:t xml:space="preserve">developers can </w:t>
-      </w:r>
-      <w:r>
-        <w:t>tell you which of your versions is running on their server</w:t>
-      </w:r>
-      <w:r>
-        <w:t xml:space="preserve">. </w:t>
-      </w:r>
-      <w:r>
-        <w:t>Sometimes an older file ends up on the game server, and without proper game versioning, you would never have known.</w:t>
-      </w:r>
-    </w:p>
-    <w:p>
-      <w:pPr>
-        <w:pStyle w:val="Note"/>
-      </w:pPr>
-      <w:r>
-        <w:t>Diligently k</w:t>
-      </w:r>
-      <w:r>
-        <w:t xml:space="preserve">eep a log of model versions, and </w:t>
-      </w:r>
-      <w:r>
-        <w:t xml:space="preserve">update </w:t>
-      </w:r>
-      <w:r>
-        <w:t xml:space="preserve">version information when </w:t>
-      </w:r>
-      <w:r>
-        <w:t xml:space="preserve">a game has </w:t>
-      </w:r>
-      <w:r>
-        <w:t xml:space="preserve">changed. </w:t>
-      </w:r>
-    </w:p>
-    <w:p>
-      <w:pPr>
-        <w:pStyle w:val="Heading3"/>
-      </w:pPr>
-      <w:bookmarkStart w:id="39" w:name="_Toc494889507"/>
-      <w:r>
-        <w:t>Author</w:t>
-      </w:r>
-      <w:bookmarkEnd w:id="39"/>
-    </w:p>
-    <w:p>
-      <w:r>
-        <w:t xml:space="preserve">Enter your </w:t>
-      </w:r>
-      <w:r>
-        <w:t>name here. This information is optional</w:t>
-      </w:r>
-      <w:r>
-        <w:t xml:space="preserve">, and is limited to </w:t>
-      </w:r>
-      <w:r>
-        <w:t>128</w:t>
-      </w:r>
-      <w:r>
-        <w:t xml:space="preserve"> characters</w:t>
-      </w:r>
-    </w:p>
-    <w:p>
-      <w:pPr>
-        <w:pStyle w:val="Heading3"/>
-      </w:pPr>
-      <w:bookmarkStart w:id="40" w:name="_Toc494889508"/>
-      <w:r>
-        <w:t>Contact</w:t>
-      </w:r>
-      <w:bookmarkEnd w:id="40"/>
-    </w:p>
-    <w:p>
-      <w:r>
-        <w:t>Enter your contact information (</w:t>
-      </w:r>
-      <w:r>
-        <w:t xml:space="preserve">email address, phone number, social network </w:t>
-      </w:r>
-      <w:r>
-        <w:t>ID, etc) here</w:t>
-      </w:r>
-      <w:r>
-        <w:t>. This information is optional</w:t>
-      </w:r>
-      <w:r>
-        <w:t xml:space="preserve">, and is limited to </w:t>
-      </w:r>
-      <w:r>
-        <w:t>200</w:t>
-      </w:r>
-      <w:r>
-        <w:t xml:space="preserve"> characters</w:t>
-      </w:r>
-      <w:r>
-        <w:t>.</w:t>
-      </w:r>
-    </w:p>
-    <w:p>
-      <w:pPr>
-        <w:pStyle w:val="Heading3"/>
-      </w:pPr>
-      <w:bookmarkStart w:id="41" w:name="_Toc494889509"/>
-      <w:r>
-        <w:lastRenderedPageBreak/>
-        <w:t>Description</w:t>
-      </w:r>
-      <w:bookmarkEnd w:id="41"/>
-    </w:p>
-    <w:p>
-      <w:r>
-        <w:t xml:space="preserve">Enter </w:t>
-      </w:r>
-      <w:r>
-        <w:t xml:space="preserve">a </w:t>
-      </w:r>
-      <w:r>
-        <w:t xml:space="preserve">brief summary </w:t>
-      </w:r>
-      <w:r>
-        <w:t>of the game</w:t>
-      </w:r>
-      <w:r>
-        <w:t xml:space="preserve"> setup </w:t>
-      </w:r>
-      <w:r>
-        <w:t>here (</w:t>
-      </w:r>
-      <w:r>
-        <w:t xml:space="preserve">its </w:t>
-      </w:r>
-      <w:r>
-        <w:t xml:space="preserve">strengths and </w:t>
-      </w:r>
-      <w:r>
-        <w:t>weaknesses</w:t>
-      </w:r>
-      <w:r>
-        <w:t xml:space="preserve">, foreseen improvements, </w:t>
-      </w:r>
-      <w:r>
-        <w:t>models</w:t>
-      </w:r>
-      <w:r>
-        <w:t xml:space="preserve">, </w:t>
-      </w:r>
-      <w:r>
-        <w:t xml:space="preserve">publications, </w:t>
-      </w:r>
-      <w:r>
-        <w:t>etc.</w:t>
-      </w:r>
-      <w:r>
-        <w:t xml:space="preserve">) This information is optional, and </w:t>
-      </w:r>
-      <w:r>
-        <w:t xml:space="preserve">is limited to </w:t>
-      </w:r>
-      <w:r>
-        <w:t>2000</w:t>
-      </w:r>
-      <w:r>
-        <w:t xml:space="preserve"> characters.</w:t>
-      </w:r>
-    </w:p>
-    <w:p>
-      <w:pPr>
-        <w:pStyle w:val="Heading2"/>
-      </w:pPr>
-      <w:bookmarkStart w:id="42" w:name="_Ref483566826"/>
-      <w:bookmarkStart w:id="43" w:name="_Toc494889510"/>
-      <w:r>
-        <w:t>Configuring pressures</w:t>
-      </w:r>
-      <w:bookmarkEnd w:id="42"/>
-      <w:bookmarkEnd w:id="43"/>
-    </w:p>
-    <w:p>
-      <w:pPr>
-        <w:keepNext/>
-        <w:framePr w:w="6513" w:h="4996" w:hRule="exact" w:hSpace="181" w:wrap="around" w:vAnchor="text" w:hAnchor="page" w:x="3900" w:y="1"/>
-      </w:pPr>
-      <w:r>
-        <w:rPr>
-          <w:noProof/>
-          <w:lang w:val="en-US"/>
+          <w:lang w:eastAsia="en-GB"/>
         </w:rPr>
         <w:drawing>
           <wp:inline distT="0" distB="0" distL="0" distR="0" wp14:anchorId="4D8CC3B5" wp14:editId="39A411C4">
@@ -12610,33 +12907,20 @@
           <w:lang w:eastAsia="en-GB"/>
         </w:rPr>
       </w:pPr>
-      <w:bookmarkStart w:id="44" w:name="_Ref480144836"/>
-      <w:bookmarkStart w:id="45" w:name="_Toc494889539"/>
+      <w:bookmarkStart w:id="42" w:name="_Ref480144836"/>
+      <w:bookmarkStart w:id="43" w:name="_Toc494889539"/>
       <w:r>
         <w:t xml:space="preserve">Figure </w:t>
       </w:r>
-      <w:r>
-        <w:fldChar w:fldCharType="begin"/>
-      </w:r>
-      <w:r>
-        <w:instrText xml:space="preserve"> SEQ Figure \* ARABIC </w:instrText>
-      </w:r>
-      <w:r>
-        <w:fldChar w:fldCharType="separate"/>
-      </w:r>
-      <w:r>
-        <w:rPr>
-          <w:noProof/>
-        </w:rPr>
-        <w:t>8</w:t>
-      </w:r>
-      <w:r>
-        <w:rPr>
-          <w:noProof/>
-        </w:rPr>
-        <w:fldChar w:fldCharType="end"/>
-      </w:r>
-      <w:bookmarkEnd w:id="44"/>
+      <w:fldSimple w:instr=" SEQ Figure \* ARABIC ">
+        <w:r>
+          <w:rPr>
+            <w:noProof/>
+          </w:rPr>
+          <w:t>8</w:t>
+        </w:r>
+      </w:fldSimple>
+      <w:bookmarkEnd w:id="42"/>
       <w:r>
         <w:t xml:space="preserve"> </w:t>
       </w:r>
@@ -12671,7 +12955,15 @@
         <w:t xml:space="preserve"> </w:t>
       </w:r>
       <w:r>
-        <w:t xml:space="preserve">all MSP pressures for the North SEE case study are connected to </w:t>
+        <w:t xml:space="preserve">all MSP pressures for the North SEE case study </w:t>
+      </w:r>
+      <w:proofErr w:type="gramStart"/>
+      <w:r>
+        <w:t>are connected</w:t>
+      </w:r>
+      <w:proofErr w:type="gramEnd"/>
+      <w:r>
+        <w:t xml:space="preserve"> to </w:t>
       </w:r>
       <w:r>
         <w:t>Ecospace drivers.</w:t>
@@ -12691,7 +12983,7 @@
       <w:r>
         <w:t>&gt;</w:t>
       </w:r>
-      <w:bookmarkEnd w:id="45"/>
+      <w:bookmarkEnd w:id="43"/>
     </w:p>
     <w:p>
       <w:r>
@@ -12737,7 +13029,15 @@
         <w:t>EwE</w:t>
       </w:r>
       <w:r>
-        <w:t xml:space="preserve"> during game play is identified by these names</w:t>
+        <w:t xml:space="preserve"> during game play </w:t>
+      </w:r>
+      <w:proofErr w:type="gramStart"/>
+      <w:r>
+        <w:t>is identified</w:t>
+      </w:r>
+      <w:proofErr w:type="gramEnd"/>
+      <w:r>
+        <w:t xml:space="preserve"> by these names</w:t>
       </w:r>
       <w:r>
         <w:t xml:space="preserve">. </w:t>
@@ -12751,7 +13051,15 @@
         <w:t>,</w:t>
       </w:r>
       <w:r>
-        <w:t xml:space="preserve"> to impact the ecological calculations.</w:t>
+        <w:t xml:space="preserve"> to </w:t>
+      </w:r>
+      <w:proofErr w:type="gramStart"/>
+      <w:r>
+        <w:t>impact</w:t>
+      </w:r>
+      <w:proofErr w:type="gramEnd"/>
+      <w:r>
+        <w:t xml:space="preserve"> the ecological calculations.</w:t>
       </w:r>
     </w:p>
     <w:p>
@@ -12827,33 +13135,20 @@
         <w:pStyle w:val="Caption"/>
         <w:keepNext/>
       </w:pPr>
-      <w:bookmarkStart w:id="46" w:name="_Ref477786614"/>
-      <w:bookmarkStart w:id="47" w:name="_Toc494889544"/>
+      <w:bookmarkStart w:id="44" w:name="_Ref477786614"/>
+      <w:bookmarkStart w:id="45" w:name="_Toc494889544"/>
       <w:r>
         <w:t xml:space="preserve">Table </w:t>
       </w:r>
-      <w:r>
-        <w:fldChar w:fldCharType="begin"/>
-      </w:r>
-      <w:r>
-        <w:instrText xml:space="preserve"> SEQ Table \* ARABIC </w:instrText>
-      </w:r>
-      <w:r>
-        <w:fldChar w:fldCharType="separate"/>
-      </w:r>
-      <w:r>
-        <w:rPr>
-          <w:noProof/>
-        </w:rPr>
-        <w:t>1</w:t>
-      </w:r>
-      <w:r>
-        <w:rPr>
-          <w:noProof/>
-        </w:rPr>
-        <w:fldChar w:fldCharType="end"/>
-      </w:r>
-      <w:bookmarkEnd w:id="46"/>
+      <w:fldSimple w:instr=" SEQ Table \* ARABIC ">
+        <w:r>
+          <w:rPr>
+            <w:noProof/>
+          </w:rPr>
+          <w:t>1</w:t>
+        </w:r>
+      </w:fldSimple>
+      <w:bookmarkEnd w:id="44"/>
       <w:r>
         <w:t xml:space="preserve"> - Available Ecospace driver</w:t>
       </w:r>
@@ -12863,7 +13158,7 @@
       <w:r>
         <w:t>s for MSP pressures</w:t>
       </w:r>
-      <w:bookmarkEnd w:id="47"/>
+      <w:bookmarkEnd w:id="45"/>
     </w:p>
     <w:tbl>
       <w:tblPr>
@@ -13007,8 +13302,17 @@
                 <w:sz w:val="18"/>
                 <w:szCs w:val="18"/>
               </w:rPr>
-              <w:t xml:space="preserve"> ‘..’</w:t>
-            </w:r>
+              <w:t xml:space="preserve"> ‘</w:t>
+            </w:r>
+            <w:proofErr w:type="gramStart"/>
+            <w:r>
+              <w:rPr>
+                <w:sz w:val="18"/>
+                <w:szCs w:val="18"/>
+              </w:rPr>
+              <w:t>..’</w:t>
+            </w:r>
+            <w:proofErr w:type="gramEnd"/>
           </w:p>
         </w:tc>
         <w:tc>
@@ -13283,8 +13587,17 @@
                 <w:sz w:val="18"/>
                 <w:szCs w:val="18"/>
               </w:rPr>
-              <w:t xml:space="preserve"> ‘..’</w:t>
-            </w:r>
+              <w:t xml:space="preserve"> ‘</w:t>
+            </w:r>
+            <w:proofErr w:type="gramStart"/>
+            <w:r>
+              <w:rPr>
+                <w:sz w:val="18"/>
+                <w:szCs w:val="18"/>
+              </w:rPr>
+              <w:t>..’</w:t>
+            </w:r>
+            <w:proofErr w:type="gramEnd"/>
           </w:p>
         </w:tc>
         <w:tc>
@@ -13438,7 +13751,39 @@
                 <w:sz w:val="18"/>
                 <w:szCs w:val="18"/>
               </w:rPr>
-              <w:t xml:space="preserve">Map of Env. Driver ‘..’ </w:t>
+              <w:t xml:space="preserve">Map of </w:t>
+            </w:r>
+            <w:proofErr w:type="spellStart"/>
+            <w:r>
+              <w:rPr>
+                <w:sz w:val="18"/>
+                <w:szCs w:val="18"/>
+              </w:rPr>
+              <w:t>Env</w:t>
+            </w:r>
+            <w:proofErr w:type="spellEnd"/>
+            <w:r>
+              <w:rPr>
+                <w:sz w:val="18"/>
+                <w:szCs w:val="18"/>
+              </w:rPr>
+              <w:t>. Driver ‘</w:t>
+            </w:r>
+            <w:proofErr w:type="gramStart"/>
+            <w:r>
+              <w:rPr>
+                <w:sz w:val="18"/>
+                <w:szCs w:val="18"/>
+              </w:rPr>
+              <w:t>..’</w:t>
+            </w:r>
+            <w:proofErr w:type="gramEnd"/>
+            <w:r>
+              <w:rPr>
+                <w:sz w:val="18"/>
+                <w:szCs w:val="18"/>
+              </w:rPr>
+              <w:t xml:space="preserve"> </w:t>
             </w:r>
           </w:p>
         </w:tc>
@@ -13545,8 +13890,17 @@
                 <w:sz w:val="18"/>
                 <w:szCs w:val="18"/>
               </w:rPr>
-              <w:t>Multiplier effort ‘..’</w:t>
-            </w:r>
+              <w:t>Multiplier effort ‘</w:t>
+            </w:r>
+            <w:proofErr w:type="gramStart"/>
+            <w:r>
+              <w:rPr>
+                <w:sz w:val="18"/>
+                <w:szCs w:val="18"/>
+              </w:rPr>
+              <w:t>..’</w:t>
+            </w:r>
+            <w:proofErr w:type="gramEnd"/>
           </w:p>
         </w:tc>
         <w:tc>
@@ -13670,7 +14024,15 @@
         <w:t>e</w:t>
       </w:r>
       <w:r>
-        <w:t xml:space="preserve">ffort multipliers on a range of [0, 1], </w:t>
+        <w:t>ffort multipliers on a range of [</w:t>
+      </w:r>
+      <w:proofErr w:type="gramStart"/>
+      <w:r>
+        <w:t>0</w:t>
+      </w:r>
+      <w:proofErr w:type="gramEnd"/>
+      <w:r>
+        <w:t xml:space="preserve">, 1], </w:t>
       </w:r>
       <w:r>
         <w:t xml:space="preserve">representing </w:t>
@@ -13715,7 +14077,23 @@
         <w:t>s</w:t>
       </w:r>
       <w:r>
-        <w:t>, and is entered in the pressures grid. This maximum effort value is used to scale MSP effort values of [0, 1] to actual Ecospace Effort Multiplier values.</w:t>
+        <w:t xml:space="preserve">, and </w:t>
+      </w:r>
+      <w:proofErr w:type="gramStart"/>
+      <w:r>
+        <w:t>is entered</w:t>
+      </w:r>
+      <w:proofErr w:type="gramEnd"/>
+      <w:r>
+        <w:t xml:space="preserve"> in the pressures grid. This maximum effort value is used to scale MSP effort values of [</w:t>
+      </w:r>
+      <w:proofErr w:type="gramStart"/>
+      <w:r>
+        <w:t>0</w:t>
+      </w:r>
+      <w:proofErr w:type="gramEnd"/>
+      <w:r>
+        <w:t>, 1] to actual Ecospace Effort Multiplier values.</w:t>
       </w:r>
     </w:p>
     <w:p>
@@ -13727,12 +14105,12 @@
       <w:pPr>
         <w:pStyle w:val="Heading3"/>
       </w:pPr>
-      <w:bookmarkStart w:id="48" w:name="_Toc494889511"/>
+      <w:bookmarkStart w:id="46" w:name="_Toc494889511"/>
       <w:r>
         <w:lastRenderedPageBreak/>
         <w:t>Creating a pressure</w:t>
       </w:r>
-      <w:bookmarkEnd w:id="48"/>
+      <w:bookmarkEnd w:id="46"/>
     </w:p>
     <w:p>
       <w:r>
@@ -13863,7 +14241,7 @@
         <w:rPr>
           <w:noProof/>
           <w:position w:val="-4"/>
-          <w:lang w:val="en-US"/>
+          <w:lang w:eastAsia="en-GB"/>
         </w:rPr>
         <w:drawing>
           <wp:inline distT="0" distB="0" distL="0" distR="0" wp14:anchorId="2B47E353" wp14:editId="7FE8B6F3">
@@ -13922,7 +14300,15 @@
         <w:t xml:space="preserve">pressure </w:t>
       </w:r>
       <w:r>
-        <w:t xml:space="preserve">will be created and </w:t>
+        <w:t xml:space="preserve">will </w:t>
+      </w:r>
+      <w:proofErr w:type="gramStart"/>
+      <w:r>
+        <w:t>be created</w:t>
+      </w:r>
+      <w:proofErr w:type="gramEnd"/>
+      <w:r>
+        <w:t xml:space="preserve"> and </w:t>
       </w:r>
       <w:r>
         <w:t>will be added to the pressure / drivers table</w:t>
@@ -13938,15 +14324,23 @@
       <w:pPr>
         <w:pStyle w:val="Heading3"/>
       </w:pPr>
-      <w:bookmarkStart w:id="49" w:name="_Toc494889512"/>
+      <w:bookmarkStart w:id="47" w:name="_Toc494889512"/>
       <w:r>
         <w:t>Renaming and deleting a pressure</w:t>
       </w:r>
-      <w:bookmarkEnd w:id="49"/>
-    </w:p>
-    <w:p>
-      <w:r>
-        <w:t xml:space="preserve">The name of a pressure can be changed as follows: </w:t>
+      <w:bookmarkEnd w:id="47"/>
+    </w:p>
+    <w:p>
+      <w:r>
+        <w:t xml:space="preserve">The name of a pressure </w:t>
+      </w:r>
+      <w:proofErr w:type="gramStart"/>
+      <w:r>
+        <w:t>can be changed</w:t>
+      </w:r>
+      <w:proofErr w:type="gramEnd"/>
+      <w:r>
+        <w:t xml:space="preserve"> as follows: </w:t>
       </w:r>
     </w:p>
     <w:p>
@@ -14000,7 +14394,7 @@
         <w:rPr>
           <w:noProof/>
           <w:position w:val="-4"/>
-          <w:lang w:val="en-US"/>
+          <w:lang w:eastAsia="en-GB"/>
         </w:rPr>
         <w:drawing>
           <wp:inline distT="0" distB="0" distL="0" distR="0" wp14:anchorId="1DBF7347" wp14:editId="54B62CF4">
@@ -14136,7 +14530,7 @@
         <w:rPr>
           <w:noProof/>
           <w:position w:val="-4"/>
-          <w:lang w:val="en-US"/>
+          <w:lang w:eastAsia="en-GB"/>
         </w:rPr>
         <w:drawing>
           <wp:inline distT="0" distB="0" distL="0" distR="0" wp14:anchorId="6BE77563" wp14:editId="298F549F">
@@ -14194,15 +14588,23 @@
       <w:pPr>
         <w:pStyle w:val="Heading3"/>
       </w:pPr>
-      <w:bookmarkStart w:id="50" w:name="_Toc494889513"/>
+      <w:bookmarkStart w:id="48" w:name="_Toc494889513"/>
       <w:r>
         <w:t>Restoring default pressures</w:t>
       </w:r>
-      <w:bookmarkEnd w:id="50"/>
-    </w:p>
-    <w:p>
-      <w:r>
-        <w:t>If the default pressures need to be restored, do the following:</w:t>
+      <w:bookmarkEnd w:id="48"/>
+    </w:p>
+    <w:p>
+      <w:r>
+        <w:t xml:space="preserve">If the default pressures need to </w:t>
+      </w:r>
+      <w:proofErr w:type="gramStart"/>
+      <w:r>
+        <w:t>be restored</w:t>
+      </w:r>
+      <w:proofErr w:type="gramEnd"/>
+      <w:r>
+        <w:t>, do the following:</w:t>
       </w:r>
     </w:p>
     <w:p>
@@ -14214,7 +14616,11 @@
         </w:numPr>
       </w:pPr>
       <w:r>
-        <w:t>Press the default pressures button (</w:t>
+        <w:t xml:space="preserve">Press the default pressures button </w:t>
+      </w:r>
+      <w:proofErr w:type="gramStart"/>
+      <w:r>
+        <w:t>(</w:t>
       </w:r>
       <w:r>
         <w:rPr>
@@ -14226,7 +14632,7 @@
         <w:rPr>
           <w:noProof/>
           <w:position w:val="-4"/>
-          <w:lang w:val="en-US"/>
+          <w:lang w:eastAsia="en-GB"/>
         </w:rPr>
         <w:drawing>
           <wp:inline distT="0" distB="0" distL="0" distR="0" wp14:anchorId="7AAE22C3" wp14:editId="05788C3A">
@@ -14270,6 +14676,7 @@
           </wp:inline>
         </w:drawing>
       </w:r>
+      <w:proofErr w:type="gramEnd"/>
       <w:r>
         <w:t xml:space="preserve"> Defaults).</w:t>
       </w:r>
@@ -14278,18 +14685,26 @@
       <w:pPr>
         <w:pStyle w:val="Heading3"/>
       </w:pPr>
-      <w:bookmarkStart w:id="51" w:name="_Toc494889514"/>
+      <w:bookmarkStart w:id="49" w:name="_Toc494889514"/>
       <w:r>
         <w:t>Connecting pressures and drivers</w:t>
       </w:r>
-      <w:bookmarkEnd w:id="51"/>
-    </w:p>
-    <w:p>
-      <w:r>
-        <w:t xml:space="preserve">Once all MSP pressures have been </w:t>
-      </w:r>
-      <w:r>
-        <w:t>defined,</w:t>
+      <w:bookmarkEnd w:id="49"/>
+    </w:p>
+    <w:p>
+      <w:r>
+        <w:t xml:space="preserve">Once all MSP pressures </w:t>
+      </w:r>
+      <w:proofErr w:type="gramStart"/>
+      <w:r>
+        <w:t xml:space="preserve">have been </w:t>
+      </w:r>
+      <w:r>
+        <w:t>defined</w:t>
+      </w:r>
+      <w:proofErr w:type="gramEnd"/>
+      <w:r>
+        <w:t>,</w:t>
       </w:r>
       <w:r>
         <w:t xml:space="preserve"> the ecological model must be made to respond to these pressures. </w:t>
@@ -14316,7 +14731,15 @@
         <w:fldChar w:fldCharType="end"/>
       </w:r>
       <w:r>
-        <w:t xml:space="preserve"> shows the limited range of driver variables that pressures are allowed to impact.</w:t>
+        <w:t xml:space="preserve"> shows the limited range of driver variables that pressures </w:t>
+      </w:r>
+      <w:proofErr w:type="gramStart"/>
+      <w:r>
+        <w:t>are allowed</w:t>
+      </w:r>
+      <w:proofErr w:type="gramEnd"/>
+      <w:r>
+        <w:t xml:space="preserve"> to impact.</w:t>
       </w:r>
     </w:p>
     <w:p>
@@ -14394,11 +14817,11 @@
       <w:pPr>
         <w:pStyle w:val="Heading3"/>
       </w:pPr>
-      <w:bookmarkStart w:id="52" w:name="_Toc494889515"/>
+      <w:bookmarkStart w:id="50" w:name="_Toc494889515"/>
       <w:r>
         <w:t>Disconnecting a driver from a pressure</w:t>
       </w:r>
-      <w:bookmarkEnd w:id="52"/>
+      <w:bookmarkEnd w:id="50"/>
     </w:p>
     <w:p>
       <w:r>
@@ -14433,7 +14856,7 @@
       <w:pPr>
         <w:pStyle w:val="Heading2"/>
       </w:pPr>
-      <w:bookmarkStart w:id="53" w:name="_Toc494889516"/>
+      <w:bookmarkStart w:id="51" w:name="_Toc494889516"/>
       <w:r>
         <w:lastRenderedPageBreak/>
         <w:t xml:space="preserve">Configuring </w:t>
@@ -14441,7 +14864,7 @@
       <w:r>
         <w:t>outcomes</w:t>
       </w:r>
-      <w:bookmarkEnd w:id="53"/>
+      <w:bookmarkEnd w:id="51"/>
     </w:p>
     <w:p>
       <w:pPr>
@@ -14451,7 +14874,7 @@
       <w:r>
         <w:rPr>
           <w:noProof/>
-          <w:lang w:val="en-US"/>
+          <w:lang w:eastAsia="en-GB"/>
         </w:rPr>
         <w:drawing>
           <wp:inline distT="0" distB="0" distL="0" distR="0" wp14:anchorId="2C408422" wp14:editId="6905E801">
@@ -14519,31 +14942,18 @@
           <w:lang w:eastAsia="en-GB"/>
         </w:rPr>
       </w:pPr>
-      <w:bookmarkStart w:id="54" w:name="_Toc494889540"/>
+      <w:bookmarkStart w:id="52" w:name="_Toc494889540"/>
       <w:r>
         <w:t xml:space="preserve">Figure </w:t>
       </w:r>
-      <w:r>
-        <w:fldChar w:fldCharType="begin"/>
-      </w:r>
-      <w:r>
-        <w:instrText xml:space="preserve"> SEQ Figure \* ARABIC </w:instrText>
-      </w:r>
-      <w:r>
-        <w:fldChar w:fldCharType="separate"/>
-      </w:r>
-      <w:r>
-        <w:rPr>
-          <w:noProof/>
-        </w:rPr>
-        <w:t>9</w:t>
-      </w:r>
-      <w:r>
-        <w:rPr>
-          <w:noProof/>
-        </w:rPr>
-        <w:fldChar w:fldCharType="end"/>
-      </w:r>
+      <w:fldSimple w:instr=" SEQ Figure \* ARABIC ">
+        <w:r>
+          <w:rPr>
+            <w:noProof/>
+          </w:rPr>
+          <w:t>9</w:t>
+        </w:r>
+      </w:fldSimple>
       <w:r>
         <w:t xml:space="preserve"> –</w:t>
       </w:r>
@@ -14580,8 +14990,13 @@
       <w:r>
         <w:t xml:space="preserve">” </w:t>
       </w:r>
-      <w:r>
-        <w:t xml:space="preserve">is configured </w:t>
+      <w:proofErr w:type="gramStart"/>
+      <w:r>
+        <w:t>is configured</w:t>
+      </w:r>
+      <w:proofErr w:type="gramEnd"/>
+      <w:r>
+        <w:t xml:space="preserve"> </w:t>
       </w:r>
       <w:r>
         <w:t xml:space="preserve">as a portion of predicted </w:t>
@@ -14592,11 +15007,19 @@
       <w:r>
         <w:t>arge demersal fish biomasses, divided by the sum of predicted demersal fish biomasses.</w:t>
       </w:r>
-      <w:bookmarkEnd w:id="54"/>
-    </w:p>
-    <w:p>
-      <w:r>
-        <w:t>Outcomes are Ecospace predictions that are sent back to MEL for dissemination to MSP game participants</w:t>
+      <w:bookmarkEnd w:id="52"/>
+    </w:p>
+    <w:p>
+      <w:r>
+        <w:t xml:space="preserve">Outcomes are Ecospace predictions that </w:t>
+      </w:r>
+      <w:proofErr w:type="gramStart"/>
+      <w:r>
+        <w:t>are sent</w:t>
+      </w:r>
+      <w:proofErr w:type="gramEnd"/>
+      <w:r>
+        <w:t xml:space="preserve"> back to MEL for dissemination to MSP game participants</w:t>
       </w:r>
       <w:r>
         <w:t xml:space="preserve">. </w:t>
@@ -14652,33 +15075,20 @@
         <w:pStyle w:val="Caption"/>
         <w:keepNext/>
       </w:pPr>
-      <w:bookmarkStart w:id="55" w:name="_Ref478396371"/>
-      <w:bookmarkStart w:id="56" w:name="_Toc494889545"/>
+      <w:bookmarkStart w:id="53" w:name="_Ref478396371"/>
+      <w:bookmarkStart w:id="54" w:name="_Toc494889545"/>
       <w:r>
         <w:t xml:space="preserve">Table </w:t>
       </w:r>
-      <w:r>
-        <w:fldChar w:fldCharType="begin"/>
-      </w:r>
-      <w:r>
-        <w:instrText xml:space="preserve"> SEQ Table \* ARABIC </w:instrText>
-      </w:r>
-      <w:r>
-        <w:fldChar w:fldCharType="separate"/>
-      </w:r>
-      <w:r>
-        <w:rPr>
-          <w:noProof/>
-        </w:rPr>
-        <w:t>2</w:t>
-      </w:r>
-      <w:r>
-        <w:rPr>
-          <w:noProof/>
-        </w:rPr>
-        <w:fldChar w:fldCharType="end"/>
-      </w:r>
-      <w:bookmarkEnd w:id="55"/>
+      <w:fldSimple w:instr=" SEQ Table \* ARABIC ">
+        <w:r>
+          <w:rPr>
+            <w:noProof/>
+          </w:rPr>
+          <w:t>2</w:t>
+        </w:r>
+      </w:fldSimple>
+      <w:bookmarkEnd w:id="53"/>
       <w:r>
         <w:t xml:space="preserve"> - Available </w:t>
       </w:r>
@@ -14688,7 +15098,7 @@
       <w:r>
         <w:t>utcome layer types</w:t>
       </w:r>
-      <w:bookmarkEnd w:id="56"/>
+      <w:bookmarkEnd w:id="54"/>
     </w:p>
     <w:tbl>
       <w:tblPr>
@@ -15156,11 +15566,11 @@
       <w:pPr>
         <w:pStyle w:val="Heading3"/>
       </w:pPr>
-      <w:bookmarkStart w:id="57" w:name="_Toc494889517"/>
+      <w:bookmarkStart w:id="55" w:name="_Toc494889517"/>
       <w:r>
         <w:t>Creating an outcome</w:t>
       </w:r>
-      <w:bookmarkEnd w:id="57"/>
+      <w:bookmarkEnd w:id="55"/>
     </w:p>
     <w:p>
       <w:r>
@@ -15237,7 +15647,7 @@
         <w:rPr>
           <w:noProof/>
           <w:position w:val="-4"/>
-          <w:lang w:val="en-US"/>
+          <w:lang w:eastAsia="en-GB"/>
         </w:rPr>
         <w:drawing>
           <wp:inline distT="0" distB="0" distL="0" distR="0" wp14:anchorId="2E593084" wp14:editId="2EA6F8D8">
@@ -15290,7 +15700,15 @@
     </w:p>
     <w:p>
       <w:r>
-        <w:t xml:space="preserve">The new outcome will be created and will be added to the outcomes table. </w:t>
+        <w:t xml:space="preserve">The new outcome will </w:t>
+      </w:r>
+      <w:proofErr w:type="gramStart"/>
+      <w:r>
+        <w:t>be created</w:t>
+      </w:r>
+      <w:proofErr w:type="gramEnd"/>
+      <w:r>
+        <w:t xml:space="preserve"> and will be added to the outcomes table. </w:t>
       </w:r>
       <w:r>
         <w:t>Note that outcome names are limited to 128 characters in length.</w:t>
@@ -15300,15 +15718,23 @@
       <w:pPr>
         <w:pStyle w:val="Heading3"/>
       </w:pPr>
-      <w:bookmarkStart w:id="58" w:name="_Toc494889518"/>
+      <w:bookmarkStart w:id="56" w:name="_Toc494889518"/>
       <w:r>
         <w:t>Renaming and deleting an outcome</w:t>
       </w:r>
-      <w:bookmarkEnd w:id="58"/>
-    </w:p>
-    <w:p>
-      <w:r>
-        <w:t xml:space="preserve">The name and type of an outcome can be changed as follows: </w:t>
+      <w:bookmarkEnd w:id="56"/>
+    </w:p>
+    <w:p>
+      <w:r>
+        <w:t xml:space="preserve">The name and type of an outcome </w:t>
+      </w:r>
+      <w:proofErr w:type="gramStart"/>
+      <w:r>
+        <w:t>can be changed</w:t>
+      </w:r>
+      <w:proofErr w:type="gramEnd"/>
+      <w:r>
+        <w:t xml:space="preserve"> as follows: </w:t>
       </w:r>
     </w:p>
     <w:p>
@@ -15371,7 +15797,7 @@
         <w:rPr>
           <w:rStyle w:val="Inlineimage"/>
           <w:noProof/>
-          <w:lang w:val="en-US"/>
+          <w:lang w:eastAsia="en-GB"/>
         </w:rPr>
         <w:drawing>
           <wp:inline distT="0" distB="0" distL="0" distR="0" wp14:anchorId="56A5357B" wp14:editId="1B01A6AC">
@@ -15427,7 +15853,15 @@
         <w:pStyle w:val="Note"/>
       </w:pPr>
       <w:r>
-        <w:t>Note that the MSP tools do not enforce unique outcome names. Outcome names should be unique and should be spelled exactly as defined in the MSP game.</w:t>
+        <w:t xml:space="preserve">Note that the MSP tools do not enforce unique outcome names. Outcome names should be unique and </w:t>
+      </w:r>
+      <w:proofErr w:type="gramStart"/>
+      <w:r>
+        <w:t>should be spelled</w:t>
+      </w:r>
+      <w:proofErr w:type="gramEnd"/>
+      <w:r>
+        <w:t xml:space="preserve"> exactly as defined in the MSP game.</w:t>
       </w:r>
     </w:p>
     <w:p>
@@ -15481,7 +15915,7 @@
         <w:rPr>
           <w:rStyle w:val="Inlineimage"/>
           <w:noProof/>
-          <w:lang w:val="en-US"/>
+          <w:lang w:eastAsia="en-GB"/>
         </w:rPr>
         <w:drawing>
           <wp:inline distT="0" distB="0" distL="0" distR="0" wp14:anchorId="2963D90C" wp14:editId="768A5C8D">
@@ -15539,11 +15973,11 @@
       <w:pPr>
         <w:pStyle w:val="Heading3"/>
       </w:pPr>
-      <w:bookmarkStart w:id="59" w:name="_Toc494889519"/>
+      <w:bookmarkStart w:id="57" w:name="_Toc494889519"/>
       <w:r>
         <w:t>Defining the content of an outcome</w:t>
       </w:r>
-      <w:bookmarkEnd w:id="59"/>
+      <w:bookmarkEnd w:id="57"/>
     </w:p>
     <w:p>
       <w:r>
@@ -15559,7 +15993,15 @@
         <w:t xml:space="preserve">group or fleet </w:t>
       </w:r>
       <w:r>
-        <w:t xml:space="preserve">predictions, these groups or fleets will be shown. To define </w:t>
+        <w:t xml:space="preserve">predictions, these groups or fleets </w:t>
+      </w:r>
+      <w:proofErr w:type="gramStart"/>
+      <w:r>
+        <w:t>will be shown</w:t>
+      </w:r>
+      <w:proofErr w:type="gramEnd"/>
+      <w:r>
+        <w:t xml:space="preserve">. To define </w:t>
       </w:r>
       <w:r>
         <w:t xml:space="preserve">how much of each </w:t>
@@ -15591,7 +16033,15 @@
     </w:p>
     <w:p>
       <w:r>
-        <w:t xml:space="preserve">For indicator outcomes, weights can also be entered </w:t>
+        <w:t xml:space="preserve">For indicator outcomes, weights </w:t>
+      </w:r>
+      <w:proofErr w:type="gramStart"/>
+      <w:r>
+        <w:t>can also be entered</w:t>
+      </w:r>
+      <w:proofErr w:type="gramEnd"/>
+      <w:r>
+        <w:t xml:space="preserve"> </w:t>
       </w:r>
       <w:r>
         <w:t xml:space="preserve">for </w:t>
@@ -15632,8 +16082,13 @@
       <w:r>
         <w:t xml:space="preserve"> </w:t>
       </w:r>
-      <w:r>
-        <w:t xml:space="preserve">is then simply defined as </w:t>
+      <w:proofErr w:type="gramStart"/>
+      <w:r>
+        <w:t>is then simply defined</w:t>
+      </w:r>
+      <w:proofErr w:type="gramEnd"/>
+      <w:r>
+        <w:t xml:space="preserve"> as </w:t>
       </w:r>
     </w:p>
     <w:p>
@@ -15844,11 +16299,19 @@
       </m:oMathPara>
     </w:p>
     <w:p>
+      <w:proofErr w:type="gramStart"/>
       <w:r>
         <w:rPr>
           <w:rFonts w:eastAsiaTheme="minorEastAsia"/>
         </w:rPr>
-        <w:t xml:space="preserve">where </w:t>
+        <w:t>where</w:t>
+      </w:r>
+      <w:proofErr w:type="gramEnd"/>
+      <w:r>
+        <w:rPr>
+          <w:rFonts w:eastAsiaTheme="minorEastAsia"/>
+        </w:rPr>
+        <w:t xml:space="preserve"> </w:t>
       </w:r>
       <w:r>
         <w:rPr>
@@ -15915,6 +16378,7 @@
         </w:rPr>
         <w:t xml:space="preserve"> </w:t>
       </w:r>
+      <w:proofErr w:type="spellStart"/>
       <w:r>
         <w:rPr>
           <w:rFonts w:eastAsiaTheme="minorEastAsia"/>
@@ -15922,6 +16386,7 @@
         </w:rPr>
         <w:t>i</w:t>
       </w:r>
+      <w:proofErr w:type="spellEnd"/>
       <w:r>
         <w:rPr>
           <w:rFonts w:eastAsiaTheme="minorEastAsia"/>
@@ -15934,6 +16399,7 @@
         </w:rPr>
         <w:t xml:space="preserve">, </w:t>
       </w:r>
+      <w:proofErr w:type="spellStart"/>
       <w:r>
         <w:rPr>
           <w:rFonts w:eastAsiaTheme="minorEastAsia"/>
@@ -15949,6 +16415,7 @@
         </w:rPr>
         <w:t>i</w:t>
       </w:r>
+      <w:proofErr w:type="spellEnd"/>
       <w:r>
         <w:rPr>
           <w:rFonts w:eastAsiaTheme="minorEastAsia"/>
@@ -15979,6 +16446,7 @@
         </w:rPr>
         <w:t xml:space="preserve">group </w:t>
       </w:r>
+      <w:proofErr w:type="spellStart"/>
       <w:r>
         <w:rPr>
           <w:rFonts w:eastAsiaTheme="minorEastAsia"/>
@@ -15986,6 +16454,7 @@
         </w:rPr>
         <w:t>i</w:t>
       </w:r>
+      <w:proofErr w:type="spellEnd"/>
       <w:r>
         <w:rPr>
           <w:rFonts w:eastAsiaTheme="minorEastAsia"/>
@@ -16025,6 +16494,7 @@
         </w:rPr>
         <w:t xml:space="preserve">group </w:t>
       </w:r>
+      <w:proofErr w:type="spellStart"/>
       <w:r>
         <w:rPr>
           <w:rFonts w:eastAsiaTheme="minorEastAsia"/>
@@ -16032,6 +16502,7 @@
         </w:rPr>
         <w:t>i</w:t>
       </w:r>
+      <w:proofErr w:type="spellEnd"/>
       <w:r>
         <w:rPr>
           <w:rFonts w:eastAsiaTheme="minorEastAsia"/>
@@ -16048,12 +16519,12 @@
       <w:pPr>
         <w:pStyle w:val="Heading1"/>
       </w:pPr>
-      <w:bookmarkStart w:id="60" w:name="_Toc494889520"/>
+      <w:bookmarkStart w:id="58" w:name="_Toc494889520"/>
       <w:r>
         <w:lastRenderedPageBreak/>
         <w:t>Using MEL emulator</w:t>
       </w:r>
-      <w:bookmarkEnd w:id="60"/>
+      <w:bookmarkEnd w:id="58"/>
     </w:p>
     <w:p>
       <w:pPr>
@@ -16063,7 +16534,7 @@
       <w:r>
         <w:rPr>
           <w:noProof/>
-          <w:lang w:val="en-US"/>
+          <w:lang w:eastAsia="en-GB"/>
         </w:rPr>
         <w:drawing>
           <wp:inline distT="0" distB="0" distL="0" distR="0" wp14:anchorId="0FA29936" wp14:editId="300208E8">
@@ -16131,19 +16602,78 @@
           <w:lang w:eastAsia="en-GB"/>
         </w:rPr>
       </w:pPr>
-      <w:bookmarkStart w:id="61" w:name="_Ref478424317"/>
-      <w:bookmarkStart w:id="62" w:name="_Toc494889541"/>
+      <w:bookmarkStart w:id="59" w:name="_Ref478424317"/>
+      <w:bookmarkStart w:id="60" w:name="_Toc494889541"/>
       <w:r>
         <w:t xml:space="preserve">Figure </w:t>
       </w:r>
+      <w:fldSimple w:instr=" SEQ Figure \* ARABIC ">
+        <w:r>
+          <w:rPr>
+            <w:noProof/>
+          </w:rPr>
+          <w:t>10</w:t>
+        </w:r>
+      </w:fldSimple>
+      <w:bookmarkEnd w:id="59"/>
+      <w:r>
+        <w:t xml:space="preserve"> </w:t>
+      </w:r>
+      <w:r>
+        <w:t>–</w:t>
+      </w:r>
+      <w:r>
+        <w:t xml:space="preserve"> </w:t>
+      </w:r>
+      <w:r>
+        <w:t xml:space="preserve">The MSP tools </w:t>
+      </w:r>
+      <w:r>
+        <w:t>MEL emulator</w:t>
+      </w:r>
+      <w:r>
+        <w:t xml:space="preserve"> section</w:t>
+      </w:r>
+      <w:r>
+        <w:t xml:space="preserve">, with options to define and use </w:t>
+      </w:r>
+      <w:r>
+        <w:t xml:space="preserve">simulated pressure data (test sets), </w:t>
+      </w:r>
+      <w:r>
+        <w:t xml:space="preserve">and </w:t>
+      </w:r>
+      <w:r>
+        <w:t xml:space="preserve">to interrupt and resume an </w:t>
+      </w:r>
+      <w:r>
+        <w:t>Ecospace run.</w:t>
+      </w:r>
+      <w:bookmarkEnd w:id="60"/>
+    </w:p>
+    <w:p>
+      <w:r>
+        <w:t>Once a game is defined, pressures are connected to drivers, and outcomes are provided with content, MEL emulator can be used to test the response of the food web to fictional MSP pressure content, and MEL outputs can be saved to disk for detailed scrutiny.</w:t>
+      </w:r>
+    </w:p>
+    <w:p>
+      <w:r>
+        <w:t xml:space="preserve">The MEL emulator section </w:t>
+      </w:r>
+      <w:r>
+        <w:t>(</w:t>
+      </w:r>
       <w:r>
         <w:fldChar w:fldCharType="begin"/>
       </w:r>
       <w:r>
-        <w:instrText xml:space="preserve"> SEQ Figure \* ARABIC </w:instrText>
+        <w:instrText xml:space="preserve"> REF _Ref478424317 \h </w:instrText>
       </w:r>
       <w:r>
         <w:fldChar w:fldCharType="separate"/>
+      </w:r>
+      <w:r>
+        <w:t xml:space="preserve">Figure </w:t>
       </w:r>
       <w:r>
         <w:rPr>
@@ -16152,100 +16682,44 @@
         <w:t>10</w:t>
       </w:r>
       <w:r>
-        <w:rPr>
-          <w:noProof/>
-        </w:rPr>
         <w:fldChar w:fldCharType="end"/>
       </w:r>
-      <w:bookmarkEnd w:id="61"/>
+      <w:r>
+        <w:t xml:space="preserve">) </w:t>
+      </w:r>
+      <w:r>
+        <w:t xml:space="preserve">allows EwE modellers to pause an Ecospace run, inject </w:t>
+      </w:r>
+      <w:r>
+        <w:t xml:space="preserve">simulated </w:t>
+      </w:r>
+      <w:r>
+        <w:t>pressure data into the running scenario, and continue running.</w:t>
+      </w:r>
+      <w:r>
+        <w:t xml:space="preserve"> If desired, MSP outcomes </w:t>
+      </w:r>
+      <w:proofErr w:type="gramStart"/>
+      <w:r>
+        <w:t>can be saved</w:t>
+      </w:r>
+      <w:proofErr w:type="gramEnd"/>
+      <w:r>
+        <w:t xml:space="preserve"> to disk.</w:t>
+      </w:r>
       <w:r>
         <w:t xml:space="preserve"> </w:t>
       </w:r>
       <w:r>
-        <w:t>–</w:t>
-      </w:r>
-      <w:r>
-        <w:t xml:space="preserve"> </w:t>
-      </w:r>
-      <w:r>
-        <w:t xml:space="preserve">The MSP tools </w:t>
-      </w:r>
-      <w:r>
-        <w:t>MEL emulator</w:t>
-      </w:r>
-      <w:r>
-        <w:t xml:space="preserve"> section</w:t>
-      </w:r>
-      <w:r>
-        <w:t xml:space="preserve">, with options to define and use </w:t>
-      </w:r>
-      <w:r>
-        <w:t xml:space="preserve">simulated pressure data (test sets), </w:t>
-      </w:r>
-      <w:r>
-        <w:t xml:space="preserve">and </w:t>
-      </w:r>
-      <w:r>
-        <w:t xml:space="preserve">to interrupt and resume an </w:t>
-      </w:r>
-      <w:r>
-        <w:t>Ecospace run.</w:t>
-      </w:r>
-      <w:bookmarkEnd w:id="62"/>
-    </w:p>
-    <w:p>
-      <w:r>
-        <w:t>Once a game is defined, pressures are connected to drivers, and outcomes are provided with content, MEL emulator can be used to test the response of the food web to fictional MSP pressure content, and MEL outputs can be saved to disk for detailed scrutiny.</w:t>
-      </w:r>
-    </w:p>
-    <w:p>
-      <w:r>
-        <w:t xml:space="preserve">The MEL emulator section </w:t>
-      </w:r>
-      <w:r>
-        <w:t>(</w:t>
-      </w:r>
-      <w:r>
-        <w:fldChar w:fldCharType="begin"/>
-      </w:r>
-      <w:r>
-        <w:instrText xml:space="preserve"> REF _Ref478424317 \h </w:instrText>
-      </w:r>
-      <w:r>
-        <w:fldChar w:fldCharType="separate"/>
-      </w:r>
-      <w:r>
-        <w:t xml:space="preserve">Figure </w:t>
-      </w:r>
-      <w:r>
-        <w:rPr>
-          <w:noProof/>
-        </w:rPr>
-        <w:t>10</w:t>
-      </w:r>
-      <w:r>
-        <w:fldChar w:fldCharType="end"/>
-      </w:r>
-      <w:r>
-        <w:t xml:space="preserve">) </w:t>
-      </w:r>
-      <w:r>
-        <w:t xml:space="preserve">allows EwE modellers to pause an Ecospace run, inject </w:t>
-      </w:r>
-      <w:r>
-        <w:t xml:space="preserve">simulated </w:t>
-      </w:r>
-      <w:r>
-        <w:t>pressure data into the running scenario, and continue running.</w:t>
-      </w:r>
-      <w:r>
-        <w:t xml:space="preserve"> If desired, MSP outcomes can be saved to disk.</w:t>
-      </w:r>
-      <w:r>
-        <w:t xml:space="preserve"> </w:t>
-      </w:r>
-      <w:r>
-        <w:t xml:space="preserve">Outcome layer grids will be written to a path defines as: [Ecospace output location]\MSP\[Game name]. The EwE status panel will show notifications when output grids have been written to file, and the </w:t>
+        <w:t>Outcome layer grids will be written to a path defines as: [Ecospace output location]\MSP</w:t>
+      </w:r>
+      <w:proofErr w:type="gramStart"/>
+      <w:r>
+        <w:t>\[</w:t>
+      </w:r>
+      <w:proofErr w:type="gramEnd"/>
+      <w:r>
+        <w:t xml:space="preserve">Game name]. The EwE status panel will show notifications when output grids have been written to file, and the </w:t>
       </w:r>
       <w:r>
         <w:t>MEL emulator sec</w:t>
@@ -16263,7 +16737,7 @@
         <w:rPr>
           <w:rStyle w:val="Inlineimage"/>
           <w:noProof/>
-          <w:lang w:val="en-US"/>
+          <w:lang w:eastAsia="en-GB"/>
         </w:rPr>
         <w:drawing>
           <wp:inline distT="0" distB="0" distL="0" distR="0" wp14:anchorId="218B7FCF" wp14:editId="57A2A5BF">
@@ -16331,7 +16805,15 @@
         <w:t xml:space="preserve"> in 100 discrete intervals on a </w:t>
       </w:r>
       <w:r>
-        <w:t xml:space="preserve">scale from 0 to 1, where 0.5 represents no change in relation to the Ecopath baseline value, </w:t>
+        <w:t xml:space="preserve">scale from </w:t>
+      </w:r>
+      <w:proofErr w:type="gramStart"/>
+      <w:r>
+        <w:t>0</w:t>
+      </w:r>
+      <w:proofErr w:type="gramEnd"/>
+      <w:r>
+        <w:t xml:space="preserve"> to 1, where 0.5 represents no change in relation to the Ecopath baseline value, </w:t>
       </w:r>
       <w:r>
         <w:t>while to upper limits of 0 and 1 represent a deviation of 1/</w:t>
@@ -16361,7 +16843,15 @@
         <w:t>n</w:t>
       </w:r>
       <w:r>
-        <w:t xml:space="preserve"> is controlled though the </w:t>
+        <w:t xml:space="preserve"> </w:t>
+      </w:r>
+      <w:proofErr w:type="gramStart"/>
+      <w:r>
+        <w:t>is controlled</w:t>
+      </w:r>
+      <w:proofErr w:type="gramEnd"/>
+      <w:r>
+        <w:t xml:space="preserve"> though the </w:t>
       </w:r>
       <w:r>
         <w:t>output range parameter</w:t>
@@ -16404,7 +16894,7 @@
       <w:pPr>
         <w:pStyle w:val="Heading2"/>
       </w:pPr>
-      <w:bookmarkStart w:id="63" w:name="_Toc494889521"/>
+      <w:bookmarkStart w:id="61" w:name="_Toc494889521"/>
       <w:r>
         <w:t xml:space="preserve">Running a simple </w:t>
       </w:r>
@@ -16414,7 +16904,7 @@
       <w:r>
         <w:t>emulation</w:t>
       </w:r>
-      <w:bookmarkEnd w:id="63"/>
+      <w:bookmarkEnd w:id="61"/>
     </w:p>
     <w:p>
       <w:r>
@@ -16424,7 +16914,15 @@
         <w:t>simplest MEL emulator scenario</w:t>
       </w:r>
       <w:r>
-        <w:t>, where MEL emulator is only used to pause Ecospace at a known interval,</w:t>
+        <w:t xml:space="preserve">, where MEL emulator </w:t>
+      </w:r>
+      <w:proofErr w:type="gramStart"/>
+      <w:r>
+        <w:t>is only used</w:t>
+      </w:r>
+      <w:proofErr w:type="gramEnd"/>
+      <w:r>
+        <w:t xml:space="preserve"> to pause Ecospace at a known interval,</w:t>
       </w:r>
       <w:r>
         <w:t xml:space="preserve"> as follows:</w:t>
@@ -16538,14 +17036,14 @@
       <w:pPr>
         <w:pStyle w:val="Heading2"/>
       </w:pPr>
-      <w:bookmarkStart w:id="64" w:name="_Toc494889522"/>
+      <w:bookmarkStart w:id="62" w:name="_Toc494889522"/>
       <w:r>
         <w:t>Running a MEL emulation using</w:t>
       </w:r>
       <w:r>
         <w:t xml:space="preserve"> test sets</w:t>
       </w:r>
-      <w:bookmarkEnd w:id="64"/>
+      <w:bookmarkEnd w:id="62"/>
     </w:p>
     <w:p>
       <w:r>
@@ -16590,18 +17088,26 @@
       </w:pPr>
       <w:r>
         <w:lastRenderedPageBreak/>
-        <w:t>Note that test sets are stored in [user profile]\Roaming\Ecopath with Ecosim\MSP_testsets.xml. Test sets are shared between all MSP games created for the same EwE model and Ecospace scenario.</w:t>
+        <w:t xml:space="preserve">Note that test sets are stored in [user profile]\Roaming\Ecopath with Ecosim\MSP_testsets.xml. Test sets </w:t>
+      </w:r>
+      <w:proofErr w:type="gramStart"/>
+      <w:r>
+        <w:t>are shared</w:t>
+      </w:r>
+      <w:proofErr w:type="gramEnd"/>
+      <w:r>
+        <w:t xml:space="preserve"> between all MSP games created for the same EwE model and Ecospace scenario.</w:t>
       </w:r>
     </w:p>
     <w:p>
       <w:pPr>
         <w:pStyle w:val="Heading3"/>
       </w:pPr>
-      <w:bookmarkStart w:id="65" w:name="_Toc494889523"/>
+      <w:bookmarkStart w:id="63" w:name="_Toc494889523"/>
       <w:r>
         <w:t>Creating a test set</w:t>
       </w:r>
-      <w:bookmarkEnd w:id="65"/>
+      <w:bookmarkEnd w:id="63"/>
     </w:p>
     <w:p>
       <w:r>
@@ -16642,7 +17148,7 @@
         <w:rPr>
           <w:rStyle w:val="Inlineimage"/>
           <w:noProof/>
-          <w:lang w:val="en-US"/>
+          <w:lang w:eastAsia="en-GB"/>
         </w:rPr>
         <w:drawing>
           <wp:inline distT="0" distB="0" distL="0" distR="0" wp14:anchorId="0141388A" wp14:editId="3E22BC4E">
@@ -16698,22 +17204,38 @@
     </w:p>
     <w:p>
       <w:r>
-        <w:t xml:space="preserve">The new test set will be created, will be selected, and its content will be shown for editing. </w:t>
+        <w:t xml:space="preserve">The new test set will </w:t>
+      </w:r>
+      <w:proofErr w:type="gramStart"/>
+      <w:r>
+        <w:t>be created</w:t>
+      </w:r>
+      <w:proofErr w:type="gramEnd"/>
+      <w:r>
+        <w:t xml:space="preserve">, will be selected, and its content will be shown for editing. </w:t>
       </w:r>
     </w:p>
     <w:p>
       <w:pPr>
         <w:pStyle w:val="Heading3"/>
       </w:pPr>
-      <w:bookmarkStart w:id="66" w:name="_Toc494889524"/>
+      <w:bookmarkStart w:id="64" w:name="_Toc494889524"/>
       <w:r>
         <w:t>Renaming and deleting a test set</w:t>
       </w:r>
-      <w:bookmarkEnd w:id="66"/>
-    </w:p>
-    <w:p>
-      <w:r>
-        <w:t xml:space="preserve">The name and type of a test set can be changed as follows: </w:t>
+      <w:bookmarkEnd w:id="64"/>
+    </w:p>
+    <w:p>
+      <w:r>
+        <w:t xml:space="preserve">The name and type of a test set </w:t>
+      </w:r>
+      <w:proofErr w:type="gramStart"/>
+      <w:r>
+        <w:t>can be changed</w:t>
+      </w:r>
+      <w:proofErr w:type="gramEnd"/>
+      <w:r>
+        <w:t xml:space="preserve"> as follows: </w:t>
       </w:r>
     </w:p>
     <w:p>
@@ -16761,7 +17283,7 @@
         <w:rPr>
           <w:rStyle w:val="Inlineimage"/>
           <w:noProof/>
-          <w:lang w:val="en-US"/>
+          <w:lang w:eastAsia="en-GB"/>
         </w:rPr>
         <w:drawing>
           <wp:inline distT="0" distB="0" distL="0" distR="0" wp14:anchorId="559EE2B0" wp14:editId="4B6B63E3">
@@ -16865,7 +17387,7 @@
         <w:rPr>
           <w:rStyle w:val="Inlineimage"/>
           <w:noProof/>
-          <w:lang w:val="en-US"/>
+          <w:lang w:eastAsia="en-GB"/>
         </w:rPr>
         <w:drawing>
           <wp:inline distT="0" distB="0" distL="0" distR="0" wp14:anchorId="71E3CF28" wp14:editId="4B8F2D9D">
@@ -16923,11 +17445,11 @@
       <w:pPr>
         <w:pStyle w:val="Heading3"/>
       </w:pPr>
-      <w:bookmarkStart w:id="67" w:name="_Toc494889525"/>
+      <w:bookmarkStart w:id="65" w:name="_Toc494889525"/>
       <w:r>
         <w:t>Configuring a test set</w:t>
       </w:r>
-      <w:bookmarkEnd w:id="67"/>
+      <w:bookmarkEnd w:id="65"/>
     </w:p>
     <w:p>
       <w:r>
@@ -16958,7 +17480,15 @@
         <w:t>, pressure data</w:t>
       </w:r>
       <w:r>
-        <w:t xml:space="preserve"> can be fed to two types of Ecospace drivers</w:t>
+        <w:t xml:space="preserve"> </w:t>
+      </w:r>
+      <w:proofErr w:type="gramStart"/>
+      <w:r>
+        <w:t>can be fed</w:t>
+      </w:r>
+      <w:proofErr w:type="gramEnd"/>
+      <w:r>
+        <w:t xml:space="preserve"> to two types of Ecospace drivers</w:t>
       </w:r>
       <w:r>
         <w:t>:</w:t>
@@ -17002,7 +17532,15 @@
         <w:t xml:space="preserve">test </w:t>
       </w:r>
       <w:r>
-        <w:t xml:space="preserve">data can be read from </w:t>
+        <w:t xml:space="preserve">data </w:t>
+      </w:r>
+      <w:proofErr w:type="gramStart"/>
+      <w:r>
+        <w:t>can be read</w:t>
+      </w:r>
+      <w:proofErr w:type="gramEnd"/>
+      <w:r>
+        <w:t xml:space="preserve"> from </w:t>
       </w:r>
       <w:r>
         <w:t xml:space="preserve">ESRI ASCII </w:t>
@@ -17026,7 +17564,31 @@
         <w:t>by MEL.</w:t>
       </w:r>
       <w:r>
-        <w:t xml:space="preserve"> Map values can range from zero to one, or can hold a NoData value that must be specified in the map format. EwE uses a default NoData value of -9999.</w:t>
+        <w:t xml:space="preserve"> Map values can range from zero to one, or can hold a </w:t>
+      </w:r>
+      <w:proofErr w:type="spellStart"/>
+      <w:r>
+        <w:t>NoData</w:t>
+      </w:r>
+      <w:proofErr w:type="spellEnd"/>
+      <w:r>
+        <w:t xml:space="preserve"> value that </w:t>
+      </w:r>
+      <w:proofErr w:type="gramStart"/>
+      <w:r>
+        <w:t>must be specified</w:t>
+      </w:r>
+      <w:proofErr w:type="gramEnd"/>
+      <w:r>
+        <w:t xml:space="preserve"> in the map format. EwE uses a default </w:t>
+      </w:r>
+      <w:proofErr w:type="spellStart"/>
+      <w:r>
+        <w:t>NoData</w:t>
+      </w:r>
+      <w:proofErr w:type="spellEnd"/>
+      <w:r>
+        <w:t xml:space="preserve"> value of -9999.</w:t>
       </w:r>
     </w:p>
     <w:p>
@@ -17079,10 +17641,34 @@
         <w:t>data is entered as a single number</w:t>
       </w:r>
       <w:r>
-        <w:t xml:space="preserve"> between zero and one, or NoData (-9999) if a scalar should not affect the model.</w:t>
-      </w:r>
-      <w:r>
-        <w:t xml:space="preserve"> When you clear a scalar pressure cell NoData is assumed.</w:t>
+        <w:t xml:space="preserve"> between zero and one, or </w:t>
+      </w:r>
+      <w:proofErr w:type="spellStart"/>
+      <w:r>
+        <w:t>NoData</w:t>
+      </w:r>
+      <w:proofErr w:type="spellEnd"/>
+      <w:r>
+        <w:t xml:space="preserve"> (-9999) if a scalar should not affect the model.</w:t>
+      </w:r>
+      <w:r>
+        <w:t xml:space="preserve"> When you clear a scalar pressure cell </w:t>
+      </w:r>
+      <w:proofErr w:type="spellStart"/>
+      <w:r>
+        <w:t>NoData</w:t>
+      </w:r>
+      <w:proofErr w:type="spellEnd"/>
+      <w:r>
+        <w:t xml:space="preserve"> </w:t>
+      </w:r>
+      <w:proofErr w:type="gramStart"/>
+      <w:r>
+        <w:t>is assumed</w:t>
+      </w:r>
+      <w:proofErr w:type="gramEnd"/>
+      <w:r>
+        <w:t>.</w:t>
       </w:r>
     </w:p>
     <w:p>
@@ -17155,7 +17741,15 @@
         <w:t>Note that t</w:t>
       </w:r>
       <w:r>
-        <w:t>est data can only be assigned to pressures that are connected to Ecospace drivers</w:t>
+        <w:t xml:space="preserve">est data </w:t>
+      </w:r>
+      <w:proofErr w:type="gramStart"/>
+      <w:r>
+        <w:t>can only be assigned</w:t>
+      </w:r>
+      <w:proofErr w:type="gramEnd"/>
+      <w:r>
+        <w:t xml:space="preserve"> to pressures that are connected to Ecospace drivers</w:t>
       </w:r>
       <w:r>
         <w:t>.</w:t>
@@ -17166,7 +17760,15 @@
         <w:pStyle w:val="Note"/>
       </w:pPr>
       <w:r>
-        <w:t>Note that test data can only be defined or edited when Ecospace is not running.</w:t>
+        <w:t xml:space="preserve">Note that test data </w:t>
+      </w:r>
+      <w:proofErr w:type="gramStart"/>
+      <w:r>
+        <w:t>can only be defined or edited when Ecospace is not running</w:t>
+      </w:r>
+      <w:proofErr w:type="gramEnd"/>
+      <w:r>
+        <w:t>.</w:t>
       </w:r>
     </w:p>
     <w:p>
@@ -17208,12 +17810,12 @@
       <w:pPr>
         <w:pStyle w:val="Heading3"/>
       </w:pPr>
-      <w:bookmarkStart w:id="68" w:name="_Toc494889526"/>
+      <w:bookmarkStart w:id="66" w:name="_Toc494889526"/>
       <w:r>
         <w:lastRenderedPageBreak/>
         <w:t>Preparing test grids</w:t>
       </w:r>
-      <w:bookmarkEnd w:id="68"/>
+      <w:bookmarkEnd w:id="66"/>
     </w:p>
     <w:p>
       <w:r>
@@ -17298,18 +17900,26 @@
         </w:numPr>
       </w:pPr>
       <w:r>
-        <w:t>Export the map content to an ASCII file. The map file is now ready to be used as pressure test data.</w:t>
+        <w:t xml:space="preserve">Export the map content to an ASCII file. The map file is now ready to </w:t>
+      </w:r>
+      <w:proofErr w:type="gramStart"/>
+      <w:r>
+        <w:t>be used</w:t>
+      </w:r>
+      <w:proofErr w:type="gramEnd"/>
+      <w:r>
+        <w:t xml:space="preserve"> as pressure test data.</w:t>
       </w:r>
     </w:p>
     <w:p>
       <w:pPr>
         <w:pStyle w:val="Heading3"/>
       </w:pPr>
-      <w:bookmarkStart w:id="69" w:name="_Toc494889527"/>
+      <w:bookmarkStart w:id="67" w:name="_Toc494889527"/>
       <w:r>
         <w:t>Using a test set</w:t>
       </w:r>
-      <w:bookmarkEnd w:id="69"/>
+      <w:bookmarkEnd w:id="67"/>
     </w:p>
     <w:p>
       <w:r>
@@ -17476,11 +18086,16 @@
         </w:rPr>
         <w:br/>
       </w:r>
+      <w:proofErr w:type="gramStart"/>
       <w:r>
         <w:t>S</w:t>
       </w:r>
       <w:r>
-        <w:t xml:space="preserve">imulated pressure data </w:t>
+        <w:t>imulated</w:t>
+      </w:r>
+      <w:proofErr w:type="gramEnd"/>
+      <w:r>
+        <w:t xml:space="preserve"> pressure data </w:t>
       </w:r>
       <w:r>
         <w:t xml:space="preserve">will be loaded straight into Ecospace input variables. </w:t>
@@ -17491,8 +18106,13 @@
       <w:r>
         <w:t xml:space="preserve">data </w:t>
       </w:r>
-      <w:r>
-        <w:t>is saved, your Ecospace scenario will be permanently altered!</w:t>
+      <w:proofErr w:type="gramStart"/>
+      <w:r>
+        <w:t>is saved</w:t>
+      </w:r>
+      <w:proofErr w:type="gramEnd"/>
+      <w:r>
+        <w:t>, your Ecospace scenario will be permanently altered!</w:t>
       </w:r>
     </w:p>
     <w:p>
@@ -17507,15 +18127,23 @@
       <w:pPr>
         <w:pStyle w:val="Heading3"/>
       </w:pPr>
-      <w:bookmarkStart w:id="70" w:name="_Toc494889528"/>
+      <w:bookmarkStart w:id="68" w:name="_Toc494889528"/>
       <w:r>
         <w:t>Evaluating outcomes</w:t>
       </w:r>
-      <w:bookmarkEnd w:id="70"/>
-    </w:p>
-    <w:p>
-      <w:r>
-        <w:t xml:space="preserve">The impact of emulated MSP pressures can be assessed through the usual Ecospace diagnostics: the maps and graph in the Run Ecospace screen, the Ecospace </w:t>
+      <w:bookmarkEnd w:id="68"/>
+    </w:p>
+    <w:p>
+      <w:r>
+        <w:t xml:space="preserve">The impact of emulated MSP pressures </w:t>
+      </w:r>
+      <w:proofErr w:type="gramStart"/>
+      <w:r>
+        <w:t>can be assessed</w:t>
+      </w:r>
+      <w:proofErr w:type="gramEnd"/>
+      <w:r>
+        <w:t xml:space="preserve"> through the usual Ecospace diagnostics: the maps and graph in the Run Ecospace screen, the Ecospace </w:t>
       </w:r>
       <w:r>
         <w:t xml:space="preserve">run </w:t>
@@ -17541,10 +18169,26 @@
     </w:p>
     <w:p>
       <w:r>
-        <w:t xml:space="preserve">Working experience with MSP tools is now needed to determine if these diagnostics are sufficient to assess the impact of MSP pressures onto the EwE model. Other diagnostics tools </w:t>
-      </w:r>
-      <w:r>
-        <w:t xml:space="preserve">may be needed and can be foreseen, such as </w:t>
+        <w:t xml:space="preserve">Working experience with MSP tools </w:t>
+      </w:r>
+      <w:proofErr w:type="gramStart"/>
+      <w:r>
+        <w:t>is now needed</w:t>
+      </w:r>
+      <w:proofErr w:type="gramEnd"/>
+      <w:r>
+        <w:t xml:space="preserve"> to determine if these diagnostics are sufficient to assess the impact of MSP pressures onto the EwE model. Other diagnostics tools </w:t>
+      </w:r>
+      <w:r>
+        <w:t xml:space="preserve">may </w:t>
+      </w:r>
+      <w:proofErr w:type="gramStart"/>
+      <w:r>
+        <w:t>be needed</w:t>
+      </w:r>
+      <w:proofErr w:type="gramEnd"/>
+      <w:r>
+        <w:t xml:space="preserve"> and can be foreseen, such as </w:t>
       </w:r>
       <w:r>
         <w:t>a way to visual</w:t>
@@ -17588,7 +18232,7 @@
             <w:r>
               <w:rPr>
                 <w:noProof/>
-                <w:lang w:val="en-US"/>
+                <w:lang w:eastAsia="en-GB"/>
               </w:rPr>
               <w:lastRenderedPageBreak/>
               <mc:AlternateContent>
@@ -17786,7 +18430,7 @@
             <w:r>
               <w:rPr>
                 <w:noProof/>
-                <w:lang w:val="en-US"/>
+                <w:lang w:eastAsia="en-GB"/>
               </w:rPr>
               <w:drawing>
                 <wp:inline distT="0" distB="0" distL="0" distR="0" wp14:anchorId="4B4A1F5F" wp14:editId="7F555E77">
@@ -17856,7 +18500,7 @@
             <w:r>
               <w:rPr>
                 <w:noProof/>
-                <w:lang w:val="en-US"/>
+                <w:lang w:eastAsia="en-GB"/>
               </w:rPr>
               <w:drawing>
                 <wp:inline distT="0" distB="0" distL="0" distR="0" wp14:anchorId="7338E19C" wp14:editId="065F18DC">
@@ -17916,33 +18560,20 @@
               <w:pStyle w:val="Caption"/>
               <w:framePr w:wrap="around" w:hAnchor="margin" w:yAlign="top"/>
             </w:pPr>
-            <w:bookmarkStart w:id="71" w:name="_Ref478468892"/>
-            <w:bookmarkStart w:id="72" w:name="_Toc494889542"/>
+            <w:bookmarkStart w:id="69" w:name="_Ref478468892"/>
+            <w:bookmarkStart w:id="70" w:name="_Toc494889542"/>
             <w:r>
               <w:t xml:space="preserve">Figure </w:t>
             </w:r>
-            <w:r>
-              <w:fldChar w:fldCharType="begin"/>
-            </w:r>
-            <w:r>
-              <w:instrText xml:space="preserve"> SEQ Figure \* ARABIC </w:instrText>
-            </w:r>
-            <w:r>
-              <w:fldChar w:fldCharType="separate"/>
-            </w:r>
-            <w:r>
-              <w:rPr>
-                <w:noProof/>
-              </w:rPr>
-              <w:t>11</w:t>
-            </w:r>
-            <w:r>
-              <w:rPr>
-                <w:noProof/>
-              </w:rPr>
-              <w:fldChar w:fldCharType="end"/>
-            </w:r>
-            <w:bookmarkEnd w:id="71"/>
+            <w:fldSimple w:instr=" SEQ Figure \* ARABIC ">
+              <w:r>
+                <w:rPr>
+                  <w:noProof/>
+                </w:rPr>
+                <w:t>11</w:t>
+              </w:r>
+            </w:fldSimple>
+            <w:bookmarkEnd w:id="69"/>
             <w:r>
               <w:t xml:space="preserve"> –</w:t>
             </w:r>
@@ -17961,7 +18592,7 @@
               </w:rPr>
               <w:t xml:space="preserve"> (top). In the data grid, export the map data to an ASCII grid file (bottom)</w:t>
             </w:r>
-            <w:bookmarkEnd w:id="72"/>
+            <w:bookmarkEnd w:id="70"/>
             <w:r>
               <w:rPr>
                 <w:noProof/>
@@ -17982,14 +18613,14 @@
       <w:pPr>
         <w:pStyle w:val="Heading1"/>
       </w:pPr>
-      <w:bookmarkStart w:id="73" w:name="_Ref483566921"/>
-      <w:bookmarkStart w:id="74" w:name="_Toc494889529"/>
+      <w:bookmarkStart w:id="71" w:name="_Ref483566921"/>
+      <w:bookmarkStart w:id="72" w:name="_Toc494889529"/>
       <w:r>
         <w:lastRenderedPageBreak/>
         <w:t>Deploying a model</w:t>
       </w:r>
-      <w:bookmarkEnd w:id="73"/>
-      <w:bookmarkEnd w:id="74"/>
+      <w:bookmarkEnd w:id="71"/>
+      <w:bookmarkEnd w:id="72"/>
     </w:p>
     <w:p>
       <w:r>
@@ -18005,7 +18636,15 @@
         <w:t>E</w:t>
       </w:r>
       <w:r>
-        <w:t xml:space="preserve">wE model is prepared for MSP game play, it will need to be converted to </w:t>
+        <w:t xml:space="preserve">wE model is prepared for MSP game play, it will need to </w:t>
+      </w:r>
+      <w:proofErr w:type="gramStart"/>
+      <w:r>
+        <w:t>be converted</w:t>
+      </w:r>
+      <w:proofErr w:type="gramEnd"/>
+      <w:r>
+        <w:t xml:space="preserve"> to </w:t>
       </w:r>
       <w:r>
         <w:t>an</w:t>
@@ -18014,10 +18653,26 @@
         <w:t xml:space="preserve"> </w:t>
       </w:r>
       <w:r>
-        <w:t xml:space="preserve">.eiixml </w:t>
-      </w:r>
-      <w:r>
-        <w:t xml:space="preserve">file. The .eiixml format is </w:t>
+        <w:t>.</w:t>
+      </w:r>
+      <w:proofErr w:type="spellStart"/>
+      <w:r>
+        <w:t>eiixml</w:t>
+      </w:r>
+      <w:proofErr w:type="spellEnd"/>
+      <w:r>
+        <w:t xml:space="preserve"> </w:t>
+      </w:r>
+      <w:r>
+        <w:t>file. The .</w:t>
+      </w:r>
+      <w:proofErr w:type="spellStart"/>
+      <w:r>
+        <w:t>eiixml</w:t>
+      </w:r>
+      <w:proofErr w:type="spellEnd"/>
+      <w:r>
+        <w:t xml:space="preserve"> format is </w:t>
       </w:r>
       <w:r>
         <w:t xml:space="preserve">a flat text </w:t>
@@ -18032,7 +18687,23 @@
         <w:t xml:space="preserve">EwE model database </w:t>
       </w:r>
       <w:r>
-        <w:t xml:space="preserve">that allows loading EwE models on computer systems where Microsoft Access is not available. The .eiixml format is used in MSP to avoid having to maintain database drivers on the </w:t>
+        <w:t>that allows loading EwE models on computer systems where Microsoft Access is not available. The .</w:t>
+      </w:r>
+      <w:proofErr w:type="spellStart"/>
+      <w:r>
+        <w:t>eiixml</w:t>
+      </w:r>
+      <w:proofErr w:type="spellEnd"/>
+      <w:r>
+        <w:t xml:space="preserve"> format </w:t>
+      </w:r>
+      <w:proofErr w:type="gramStart"/>
+      <w:r>
+        <w:t>is used</w:t>
+      </w:r>
+      <w:proofErr w:type="gramEnd"/>
+      <w:r>
+        <w:t xml:space="preserve"> in MSP to avoid having to maintain database drivers on the </w:t>
       </w:r>
       <w:r>
         <w:t>MSP game server.</w:t>
@@ -18060,7 +18731,15 @@
     </w:p>
     <w:p>
       <w:r>
-        <w:t>With the MSP model loaded in the EwE6 desktop software, convert it to an .eiixml file as follows:</w:t>
+        <w:t>With the MSP model loaded in the EwE6 desktop software, convert it to an .</w:t>
+      </w:r>
+      <w:proofErr w:type="spellStart"/>
+      <w:r>
+        <w:t>eiixml</w:t>
+      </w:r>
+      <w:proofErr w:type="spellEnd"/>
+      <w:r>
+        <w:t xml:space="preserve"> file as follows:</w:t>
       </w:r>
     </w:p>
     <w:p>
@@ -18105,7 +18784,15 @@
         </w:numPr>
       </w:pPr>
       <w:r>
-        <w:t>The EwE status panel will show a clickable link to the exported .eiixml file.</w:t>
+        <w:t>The EwE status panel will show a clickable link to the exported .</w:t>
+      </w:r>
+      <w:proofErr w:type="spellStart"/>
+      <w:r>
+        <w:t>eiixml</w:t>
+      </w:r>
+      <w:proofErr w:type="spellEnd"/>
+      <w:r>
+        <w:t xml:space="preserve"> file.</w:t>
       </w:r>
     </w:p>
     <w:p>
@@ -18118,16 +18805,37 @@
     </w:p>
     <w:p>
       <w:r>
-        <w:t xml:space="preserve">The EwE status panel will show a message whether the file export process was successful. If the process was successful, the .eiixml file will be created beside the loaded model database. This file </w:t>
+        <w:t>The EwE status panel will show a message whether the file export process was successful. If the process was successful, the .</w:t>
+      </w:r>
+      <w:proofErr w:type="spellStart"/>
+      <w:r>
+        <w:t>eiixml</w:t>
+      </w:r>
+      <w:proofErr w:type="spellEnd"/>
+      <w:r>
+        <w:t xml:space="preserve"> file </w:t>
+      </w:r>
+      <w:proofErr w:type="gramStart"/>
+      <w:r>
+        <w:t>will be created</w:t>
+      </w:r>
+      <w:proofErr w:type="gramEnd"/>
+      <w:r>
+        <w:t xml:space="preserve"> beside the loaded model database. This file </w:t>
       </w:r>
       <w:r>
         <w:t xml:space="preserve">now </w:t>
       </w:r>
+      <w:proofErr w:type="gramStart"/>
       <w:r>
         <w:t xml:space="preserve">can </w:t>
       </w:r>
       <w:r>
-        <w:t>be sent to NHTV for integration with the MSP game server.</w:t>
+        <w:t>be sent</w:t>
+      </w:r>
+      <w:proofErr w:type="gramEnd"/>
+      <w:r>
+        <w:t xml:space="preserve"> to NHTV for integration with the MSP game server.</w:t>
       </w:r>
     </w:p>
     <w:p>
@@ -18138,13 +18846,28 @@
         <w:t xml:space="preserve">Note that EwE 6 can also load and run </w:t>
       </w:r>
       <w:r>
-        <w:t>.eiixml</w:t>
-      </w:r>
+        <w:t>.</w:t>
+      </w:r>
+      <w:proofErr w:type="spellStart"/>
+      <w:r>
+        <w:t>eiixml</w:t>
+      </w:r>
+      <w:proofErr w:type="spellEnd"/>
       <w:r>
         <w:t xml:space="preserve"> files through the regular Menu &gt; File &gt; Open command. At the time of writing </w:t>
       </w:r>
       <w:r>
-        <w:t xml:space="preserve">.eiixml </w:t>
+        <w:t>.</w:t>
+      </w:r>
+      <w:proofErr w:type="spellStart"/>
+      <w:proofErr w:type="gramStart"/>
+      <w:r>
+        <w:t>eiixml</w:t>
+      </w:r>
+      <w:proofErr w:type="spellEnd"/>
+      <w:proofErr w:type="gramEnd"/>
+      <w:r>
+        <w:t xml:space="preserve"> </w:t>
       </w:r>
       <w:r>
         <w:t>model databases will be opened as read-only, since the EIIXML database format has not been extended to include dynamic object creation.</w:t>
@@ -18157,27 +18880,27 @@
       <w:r>
         <w:br w:type="page"/>
       </w:r>
-      <w:bookmarkStart w:id="75" w:name="_Toc494889530"/>
+      <w:bookmarkStart w:id="73" w:name="_Toc494889530"/>
       <w:r>
         <w:lastRenderedPageBreak/>
         <w:t>About MSP tools</w:t>
       </w:r>
-      <w:bookmarkEnd w:id="75"/>
+      <w:bookmarkEnd w:id="73"/>
     </w:p>
     <w:p>
       <w:pPr>
         <w:keepNext/>
-        <w:framePr w:w="6175" w:hSpace="181" w:wrap="around" w:vAnchor="text" w:hAnchor="margin" w:xAlign="right" w:y="1"/>
+        <w:framePr w:w="6323" w:hSpace="181" w:wrap="around" w:vAnchor="text" w:hAnchor="page" w:x="4140" w:y="-2"/>
       </w:pPr>
       <w:r>
         <w:rPr>
           <w:noProof/>
-          <w:lang w:val="en-US"/>
+          <w:lang w:eastAsia="en-GB"/>
         </w:rPr>
         <w:drawing>
-          <wp:inline distT="0" distB="0" distL="0" distR="0" wp14:anchorId="7FCBDFC4" wp14:editId="2EBFFFE9">
-            <wp:extent cx="3921125" cy="2730500"/>
-            <wp:effectExtent l="38100" t="57150" r="79375" b="88900"/>
+          <wp:inline distT="0" distB="0" distL="0" distR="0" wp14:anchorId="7FCBDFC4" wp14:editId="656ACABE">
+            <wp:extent cx="3921125" cy="2727317"/>
+            <wp:effectExtent l="38100" t="57150" r="79375" b="92710"/>
             <wp:docPr id="37" name="Picture 37"/>
             <wp:cNvGraphicFramePr>
               <a:graphicFrameLocks xmlns:a="http://schemas.openxmlformats.org/drawingml/2006/main" noChangeAspect="1"/>
@@ -18204,7 +18927,7 @@
                   <pic:spPr>
                     <a:xfrm>
                       <a:off x="0" y="0"/>
-                      <a:ext cx="3921125" cy="2730500"/>
+                      <a:ext cx="3921125" cy="2727317"/>
                     </a:xfrm>
                     <a:prstGeom prst="rect">
                       <a:avLst/>
@@ -18230,45 +18953,32 @@
     <w:p>
       <w:pPr>
         <w:pStyle w:val="Caption"/>
-        <w:framePr w:w="6175" w:hSpace="181" w:wrap="around" w:vAnchor="text" w:hAnchor="margin" w:xAlign="right" w:y="1"/>
+        <w:framePr w:w="6323" w:hSpace="181" w:wrap="around" w:vAnchor="text" w:hAnchor="page" w:x="4140" w:y="-2"/>
         <w:rPr>
           <w:caps/>
           <w:noProof/>
           <w:lang w:eastAsia="en-GB"/>
         </w:rPr>
       </w:pPr>
-      <w:bookmarkStart w:id="76" w:name="_Toc494889543"/>
+      <w:bookmarkStart w:id="74" w:name="_Toc494889543"/>
       <w:r>
         <w:t xml:space="preserve">Figure </w:t>
       </w:r>
-      <w:r>
-        <w:fldChar w:fldCharType="begin"/>
-      </w:r>
-      <w:r>
-        <w:instrText xml:space="preserve"> SEQ Figure \* ARABIC </w:instrText>
-      </w:r>
-      <w:r>
-        <w:fldChar w:fldCharType="separate"/>
-      </w:r>
-      <w:r>
-        <w:rPr>
-          <w:noProof/>
-        </w:rPr>
-        <w:t>12</w:t>
-      </w:r>
-      <w:r>
-        <w:rPr>
-          <w:noProof/>
-        </w:rPr>
-        <w:fldChar w:fldCharType="end"/>
-      </w:r>
+      <w:fldSimple w:instr=" SEQ Figure \* ARABIC ">
+        <w:r>
+          <w:rPr>
+            <w:noProof/>
+          </w:rPr>
+          <w:t>12</w:t>
+        </w:r>
+      </w:fldSimple>
       <w:r>
         <w:t xml:space="preserve"> - </w:t>
       </w:r>
       <w:r>
         <w:t>The About section of MSP tools, showing version information, a brief help text, developer and funding acknowledgements, an provides logos that link to the various websites of MSP project partners</w:t>
       </w:r>
-      <w:bookmarkEnd w:id="76"/>
+      <w:bookmarkEnd w:id="74"/>
     </w:p>
     <w:p>
       <w:r>
@@ -18306,14 +19016,37 @@
       <w:r>
         <w:t xml:space="preserve">MSP </w:t>
       </w:r>
+      <w:bookmarkStart w:id="75" w:name="_GoBack"/>
+      <w:bookmarkEnd w:id="75"/>
       <w:r>
         <w:t>tools</w:t>
       </w:r>
       <w:r>
-        <w:t xml:space="preserve"> is installed</w:t>
-      </w:r>
-      <w:r>
-        <w:t>. A brief description of MSP tools is provided for unaware EwE modellers that stumble upon the plug-in. Developer and funding credits are provided. Last, logos of all project partners involved in integrating the EwE modelling approach into the ecological assessments of MSP are shown. Clicking a logo will open the website of that partner.</w:t>
+        <w:t xml:space="preserve"> </w:t>
+      </w:r>
+      <w:proofErr w:type="gramStart"/>
+      <w:r>
+        <w:t>is installed</w:t>
+      </w:r>
+      <w:proofErr w:type="gramEnd"/>
+      <w:r>
+        <w:t xml:space="preserve">. A brief description of MSP tools </w:t>
+      </w:r>
+      <w:proofErr w:type="gramStart"/>
+      <w:r>
+        <w:t>is provided</w:t>
+      </w:r>
+      <w:proofErr w:type="gramEnd"/>
+      <w:r>
+        <w:t xml:space="preserve"> for unaware EwE modellers that stumble upon the plug-in. Developer and funding credits are provided. Last, logos of all project partners involved in integrating the EwE modelling approach into the ecological assessments of MSP </w:t>
+      </w:r>
+      <w:proofErr w:type="gramStart"/>
+      <w:r>
+        <w:t>are shown</w:t>
+      </w:r>
+      <w:proofErr w:type="gramEnd"/>
+      <w:r>
+        <w:t>. Clicking a logo will open the website of that partner.</w:t>
       </w:r>
     </w:p>
     <w:p>
@@ -18358,12 +19091,12 @@
       <w:pPr>
         <w:pStyle w:val="Heading1"/>
       </w:pPr>
-      <w:bookmarkStart w:id="77" w:name="_Toc494889531"/>
+      <w:bookmarkStart w:id="76" w:name="_Toc494889531"/>
       <w:r>
         <w:lastRenderedPageBreak/>
         <w:t>References</w:t>
       </w:r>
-      <w:bookmarkEnd w:id="77"/>
+      <w:bookmarkEnd w:id="76"/>
     </w:p>
     <w:p>
       <w:pPr>
@@ -18619,7 +19352,7 @@
           <w:rPr>
             <w:noProof/>
           </w:rPr>
-          <w:t>2</w:t>
+          <w:t>20</w:t>
         </w:r>
         <w:r>
           <w:rPr>
@@ -23295,7 +24028,7 @@
 </file>
 
 <file path=customXml/itemProps1.xml><?xml version="1.0" encoding="utf-8"?>
-<ds:datastoreItem xmlns:ds="http://schemas.openxmlformats.org/officeDocument/2006/customXml" ds:itemID="{F41A588D-9627-44D4-91A9-EC45CD105820}">
+<ds:datastoreItem xmlns:ds="http://schemas.openxmlformats.org/officeDocument/2006/customXml" ds:itemID="{98F8F3A9-B2A5-469C-9AA1-466D8C05222B}">
   <ds:schemaRefs>
     <ds:schemaRef ds:uri="http://schemas.openxmlformats.org/officeDocument/2006/bibliography"/>
   </ds:schemaRefs>
